--- a/Course/2 Component 2 - Algorithms and Programming/2.1 Elements of Computational Thinking/2.1.4 Thinking Logically/4 Homework (editable).docx
+++ b/Course/2 Component 2 - Algorithms and Programming/2.1 Elements of Computational Thinking/2.1.4 Thinking Logically/4 Homework (editable).docx
@@ -7,62 +7,26 @@
         <w:pStyle w:val="Heading1"/>
       </w:pPr>
       <w:r>
+        <w:rPr>
+          <w:b w:val="0"/>
+          <w:i w:val="0"/>
+        </w:rPr>
         <w:t>Homework — 2.1.4 Thinking Logically</w:t>
       </w:r>
     </w:p>
     <w:p>
       <w:r>
-        <w:t xml:space="preserve">Name: </w:t>
-      </w:r>
-      <w:r>
         <w:rPr>
-          <w:b/>
+          <w:b w:val="0"/>
+          <w:i w:val="0"/>
         </w:rPr>
-        <w:t>_</w:t>
-      </w:r>
-      <w:r>
-        <w:rPr>
-          <w:b/>
-        </w:rPr>
-        <w:t>_</w:t>
-      </w:r>
-      <w:r>
-        <w:rPr>
-          <w:b/>
-        </w:rPr>
-        <w:t>_</w:t>
-      </w:r>
-      <w:r>
-        <w:rPr>
-          <w:b/>
-        </w:rPr>
-        <w:t>_</w:t>
-      </w:r>
-      <w:r>
-        <w:rPr>
-          <w:b/>
-        </w:rPr>
-        <w:t xml:space="preserve">   Date: </w:t>
-      </w:r>
-      <w:r>
-        <w:rPr>
-          <w:b/>
-        </w:rPr>
-        <w:t>_</w:t>
-      </w:r>
-      <w:r>
-        <w:rPr>
-          <w:b/>
-        </w:rPr>
-        <w:t xml:space="preserve">_   Mark: </w:t>
-      </w:r>
-      <w:r>
-        <w:t>____ / 20</w:t>
+        <w:t>Name: ______________________   Date: __________   Mark: ______ / 20</w:t>
       </w:r>
     </w:p>
     <w:p>
       <w:r>
         <w:rPr>
+          <w:b w:val="0"/>
           <w:i/>
         </w:rPr>
         <w:t>OCR H446 — set after the 2.1.4 lesson.</w:t>
@@ -73,6 +37,10 @@
         <w:pStyle w:val="Heading2"/>
       </w:pPr>
       <w:r>
+        <w:rPr>
+          <w:b w:val="0"/>
+          <w:i w:val="0"/>
+        </w:rPr>
         <w:t>Part A — This week's topic (~14 marks)</w:t>
       </w:r>
     </w:p>
@@ -80,46 +48,71 @@
       <w:r>
         <w:rPr>
           <w:b/>
+          <w:i w:val="0"/>
         </w:rPr>
         <w:t>1.</w:t>
       </w:r>
       <w:r>
+        <w:rPr>
+          <w:b w:val="0"/>
+          <w:i w:val="0"/>
+        </w:rPr>
         <w:t xml:space="preserve"> A theme-park ride allows a rider on only if they are </w:t>
       </w:r>
       <w:r>
         <w:rPr>
           <w:b/>
+          <w:i w:val="0"/>
         </w:rPr>
         <w:t>at least 1.4 m tall</w:t>
       </w:r>
       <w:r>
+        <w:rPr>
+          <w:b w:val="0"/>
+          <w:i w:val="0"/>
+        </w:rPr>
         <w:t>.</w:t>
       </w:r>
     </w:p>
     <w:p>
       <w:r>
+        <w:rPr>
+          <w:b w:val="0"/>
+          <w:i w:val="0"/>
+        </w:rPr>
         <w:t xml:space="preserve">(a) Write the exact Boolean </w:t>
       </w:r>
       <w:r>
         <w:rPr>
           <w:b/>
+          <w:i w:val="0"/>
         </w:rPr>
         <w:t>condition</w:t>
       </w:r>
       <w:r>
+        <w:rPr>
+          <w:b w:val="0"/>
+          <w:i w:val="0"/>
+        </w:rPr>
         <w:t xml:space="preserve"> for the decision point. </w:t>
       </w:r>
       <w:r>
         <w:rPr>
           <w:b/>
+          <w:i w:val="0"/>
         </w:rPr>
         <w:t>[1]</w:t>
       </w:r>
       <w:r>
+        <w:rPr>
+          <w:b w:val="0"/>
+          <w:i w:val="0"/>
+        </w:rPr>
         <w:t xml:space="preserve"> </w:t>
       </w:r>
       <w:r>
         <w:rPr>
+          <w:b w:val="0"/>
           <w:i/>
         </w:rPr>
         <w:t>(AO2)</w:t>
@@ -150,19 +143,29 @@
     </w:p>
     <w:p>
       <w:r>
+        <w:rPr>
+          <w:b w:val="0"/>
+          <w:i w:val="0"/>
+        </w:rPr>
         <w:t xml:space="preserve">(b) State the outcome of the TRUE branch and the FALSE branch. </w:t>
       </w:r>
       <w:r>
         <w:rPr>
           <w:b/>
+          <w:i w:val="0"/>
         </w:rPr>
         <w:t>[2]</w:t>
       </w:r>
       <w:r>
+        <w:rPr>
+          <w:b w:val="0"/>
+          <w:i w:val="0"/>
+        </w:rPr>
         <w:t xml:space="preserve"> </w:t>
       </w:r>
       <w:r>
         <w:rPr>
+          <w:b w:val="0"/>
           <w:i/>
         </w:rPr>
         <w:t>(AO2)</w:t>
@@ -210,55 +213,85 @@
       <w:r>
         <w:rPr>
           <w:b/>
+          <w:i w:val="0"/>
         </w:rPr>
         <w:t>2.</w:t>
       </w:r>
       <w:r>
+        <w:rPr>
+          <w:b w:val="0"/>
+          <w:i w:val="0"/>
+        </w:rPr>
         <w:t xml:space="preserve"> A bank lets a customer withdraw from a cash machine only if the amount requested is </w:t>
       </w:r>
       <w:r>
         <w:rPr>
           <w:b/>
+          <w:i w:val="0"/>
         </w:rPr>
         <w:t>no more than</w:t>
       </w:r>
       <w:r>
+        <w:rPr>
+          <w:b w:val="0"/>
+          <w:i w:val="0"/>
+        </w:rPr>
         <w:t xml:space="preserve"> the balance </w:t>
       </w:r>
       <w:r>
         <w:rPr>
           <w:b/>
+          <w:i w:val="0"/>
         </w:rPr>
         <w:t>and</w:t>
       </w:r>
       <w:r>
+        <w:rPr>
+          <w:b w:val="0"/>
+          <w:i w:val="0"/>
+        </w:rPr>
         <w:t xml:space="preserve"> no more than the daily limit.</w:t>
       </w:r>
     </w:p>
     <w:p>
       <w:r>
+        <w:rPr>
+          <w:b w:val="0"/>
+          <w:i w:val="0"/>
+        </w:rPr>
         <w:t xml:space="preserve">Write a suitable Boolean condition using a logical operator, and state what happens when the condition is </w:t>
       </w:r>
       <w:r>
         <w:rPr>
           <w:b/>
+          <w:i w:val="0"/>
         </w:rPr>
         <w:t>false</w:t>
       </w:r>
       <w:r>
+        <w:rPr>
+          <w:b w:val="0"/>
+          <w:i w:val="0"/>
+        </w:rPr>
         <w:t xml:space="preserve">. </w:t>
       </w:r>
       <w:r>
         <w:rPr>
           <w:b/>
+          <w:i w:val="0"/>
         </w:rPr>
         <w:t>[2]</w:t>
       </w:r>
       <w:r>
+        <w:rPr>
+          <w:b w:val="0"/>
+          <w:i w:val="0"/>
+        </w:rPr>
         <w:t xml:space="preserve"> </w:t>
       </w:r>
       <w:r>
         <w:rPr>
+          <w:b w:val="0"/>
           <w:i/>
         </w:rPr>
         <w:t>(AO2)</w:t>
@@ -306,46 +339,71 @@
       <w:r>
         <w:rPr>
           <w:b/>
+          <w:i w:val="0"/>
         </w:rPr>
         <w:t>3.</w:t>
       </w:r>
       <w:r>
+        <w:rPr>
+          <w:b w:val="0"/>
+          <w:i w:val="0"/>
+        </w:rPr>
         <w:t xml:space="preserve"> A water-tank controller turns a pump </w:t>
       </w:r>
       <w:r>
         <w:rPr>
           <w:b/>
+          <w:i w:val="0"/>
         </w:rPr>
         <w:t>ON</w:t>
       </w:r>
       <w:r>
+        <w:rPr>
+          <w:b w:val="0"/>
+          <w:i w:val="0"/>
+        </w:rPr>
         <w:t xml:space="preserve"> when the level falls below 20%, and </w:t>
       </w:r>
       <w:r>
         <w:rPr>
           <w:b/>
+          <w:i w:val="0"/>
         </w:rPr>
         <w:t>OFF</w:t>
       </w:r>
       <w:r>
+        <w:rPr>
+          <w:b w:val="0"/>
+          <w:i w:val="0"/>
+        </w:rPr>
         <w:t xml:space="preserve"> when it rises above 80%; otherwise it leaves the pump unchanged.</w:t>
       </w:r>
     </w:p>
     <w:p>
       <w:r>
+        <w:rPr>
+          <w:b w:val="0"/>
+          <w:i w:val="0"/>
+        </w:rPr>
         <w:t xml:space="preserve">(a) Write the two Boolean conditions used at these decision points. </w:t>
       </w:r>
       <w:r>
         <w:rPr>
           <w:b/>
+          <w:i w:val="0"/>
         </w:rPr>
         <w:t>[2]</w:t>
       </w:r>
       <w:r>
+        <w:rPr>
+          <w:b w:val="0"/>
+          <w:i w:val="0"/>
+        </w:rPr>
         <w:t xml:space="preserve"> </w:t>
       </w:r>
       <w:r>
         <w:rPr>
+          <w:b w:val="0"/>
           <w:i/>
         </w:rPr>
         <w:t>(AO2)</w:t>
@@ -384,19 +442,29 @@
     </w:p>
     <w:p>
       <w:r>
+        <w:rPr>
+          <w:b w:val="0"/>
+          <w:i w:val="0"/>
+        </w:rPr>
         <w:t xml:space="preserve">(b) State how many possible outcomes (including "leave unchanged") this logic has. </w:t>
       </w:r>
       <w:r>
         <w:rPr>
           <w:b/>
+          <w:i w:val="0"/>
         </w:rPr>
         <w:t>[1]</w:t>
       </w:r>
       <w:r>
+        <w:rPr>
+          <w:b w:val="0"/>
+          <w:i w:val="0"/>
+        </w:rPr>
         <w:t xml:space="preserve"> </w:t>
       </w:r>
       <w:r>
         <w:rPr>
+          <w:b w:val="0"/>
           <w:i/>
         </w:rPr>
         <w:t>(AO2)</w:t>
@@ -429,56 +497,87 @@
       <w:r>
         <w:rPr>
           <w:b/>
+          <w:i w:val="0"/>
         </w:rPr>
         <w:t>4.</w:t>
       </w:r>
       <w:r>
+        <w:rPr>
+          <w:b w:val="0"/>
+          <w:i w:val="0"/>
+        </w:rPr>
         <w:t xml:space="preserve"> A shop gives a loyalty discount when a customer has spent </w:t>
       </w:r>
       <w:r>
         <w:rPr>
           <w:b/>
+          <w:i w:val="0"/>
         </w:rPr>
         <w:t>£100 or more</w:t>
       </w:r>
       <w:r>
+        <w:rPr>
+          <w:b w:val="0"/>
+          <w:i w:val="0"/>
+        </w:rPr>
         <w:t xml:space="preserve">. A student writes </w:t>
       </w:r>
       <w:r>
         <w:rPr>
           <w:rFonts w:ascii="Consolas" w:hAnsi="Consolas"/>
+          <w:b w:val="0"/>
+          <w:i w:val="0"/>
           <w:sz w:val="19"/>
         </w:rPr>
         <w:t>IF spent &gt; 100</w:t>
       </w:r>
       <w:r>
+        <w:rPr>
+          <w:b w:val="0"/>
+          <w:i w:val="0"/>
+        </w:rPr>
         <w:t>.</w:t>
       </w:r>
     </w:p>
     <w:p>
       <w:r>
+        <w:rPr>
+          <w:b w:val="0"/>
+          <w:i w:val="0"/>
+        </w:rPr>
         <w:t xml:space="preserve">State whether a customer who has spent exactly £100 receives the discount under this condition, and rewrite the condition so that exactly £100 </w:t>
       </w:r>
       <w:r>
         <w:rPr>
+          <w:b w:val="0"/>
           <w:i/>
         </w:rPr>
         <w:t>does</w:t>
       </w:r>
       <w:r>
+        <w:rPr>
+          <w:b w:val="0"/>
+          <w:i w:val="0"/>
+        </w:rPr>
         <w:t xml:space="preserve"> qualify. </w:t>
       </w:r>
       <w:r>
         <w:rPr>
           <w:b/>
+          <w:i w:val="0"/>
         </w:rPr>
         <w:t>[2]</w:t>
       </w:r>
       <w:r>
+        <w:rPr>
+          <w:b w:val="0"/>
+          <w:i w:val="0"/>
+        </w:rPr>
         <w:t xml:space="preserve"> </w:t>
       </w:r>
       <w:r>
         <w:rPr>
+          <w:b w:val="0"/>
           <w:i/>
         </w:rPr>
         <w:t>(AO2)</w:t>
@@ -526,55 +625,85 @@
       <w:r>
         <w:rPr>
           <w:b/>
+          <w:i w:val="0"/>
         </w:rPr>
         <w:t>5.</w:t>
       </w:r>
       <w:r>
+        <w:rPr>
+          <w:b w:val="0"/>
+          <w:i w:val="0"/>
+        </w:rPr>
         <w:t xml:space="preserve"> An online exam system decides a candidate's grade band. If the score is </w:t>
       </w:r>
       <w:r>
         <w:rPr>
           <w:b/>
+          <w:i w:val="0"/>
         </w:rPr>
         <w:t>70 or above</w:t>
       </w:r>
       <w:r>
+        <w:rPr>
+          <w:b w:val="0"/>
+          <w:i w:val="0"/>
+        </w:rPr>
         <w:t xml:space="preserve"> it awards a Distinction; otherwise, if it is </w:t>
       </w:r>
       <w:r>
         <w:rPr>
           <w:b/>
+          <w:i w:val="0"/>
         </w:rPr>
         <w:t>40 or above</w:t>
       </w:r>
       <w:r>
+        <w:rPr>
+          <w:b w:val="0"/>
+          <w:i w:val="0"/>
+        </w:rPr>
         <w:t xml:space="preserve"> it awards a Pass; otherwise it awards a Fail.</w:t>
       </w:r>
     </w:p>
     <w:p>
       <w:r>
+        <w:rPr>
+          <w:b w:val="0"/>
+          <w:i w:val="0"/>
+        </w:rPr>
         <w:t xml:space="preserve">Using </w:t>
       </w:r>
       <w:r>
         <w:rPr>
+          <w:b w:val="0"/>
           <w:i/>
         </w:rPr>
         <w:t>thinking logically</w:t>
       </w:r>
       <w:r>
+        <w:rPr>
+          <w:b w:val="0"/>
+          <w:i w:val="0"/>
+        </w:rPr>
         <w:t xml:space="preserve">, identify the decision points, write the exact Boolean conditions in the correct order, and state the outcome of each branch. </w:t>
       </w:r>
       <w:r>
         <w:rPr>
           <w:b/>
+          <w:i w:val="0"/>
         </w:rPr>
         <w:t>[4]</w:t>
       </w:r>
       <w:r>
+        <w:rPr>
+          <w:b w:val="0"/>
+          <w:i w:val="0"/>
+        </w:rPr>
         <w:t xml:space="preserve"> </w:t>
       </w:r>
       <w:r>
         <w:rPr>
+          <w:b w:val="0"/>
           <w:i/>
         </w:rPr>
         <w:t>(AO2)</w:t>
@@ -661,6 +790,10 @@
         <w:pStyle w:val="Heading2"/>
       </w:pPr>
       <w:r>
+        <w:rPr>
+          <w:b w:val="0"/>
+          <w:i w:val="0"/>
+        </w:rPr>
         <w:t>Part B — Retrieval: keep it fresh (~6 marks)</w:t>
       </w:r>
     </w:p>
@@ -668,41 +801,62 @@
       <w:r>
         <w:rPr>
           <w:b/>
+          <w:i w:val="0"/>
         </w:rPr>
         <w:t>6.</w:t>
       </w:r>
       <w:r>
+        <w:rPr>
+          <w:b w:val="0"/>
+          <w:i w:val="0"/>
+        </w:rPr>
         <w:t xml:space="preserve"> </w:t>
       </w:r>
       <w:r>
         <w:rPr>
+          <w:b w:val="0"/>
           <w:i/>
         </w:rPr>
         <w:t>(2.1.3)</w:t>
       </w:r>
       <w:r>
+        <w:rPr>
+          <w:b w:val="0"/>
+          <w:i w:val="0"/>
+        </w:rPr>
         <w:t xml:space="preserve"> In a payroll program the order is: read hours → calculate gross pay → deduct tax → output payslip. State </w:t>
       </w:r>
       <w:r>
         <w:rPr>
           <w:b/>
+          <w:i w:val="0"/>
         </w:rPr>
         <w:t>why</w:t>
       </w:r>
       <w:r>
+        <w:rPr>
+          <w:b w:val="0"/>
+          <w:i w:val="0"/>
+        </w:rPr>
         <w:t xml:space="preserve"> "deduct tax" must come after "calculate gross pay". </w:t>
       </w:r>
       <w:r>
         <w:rPr>
           <w:b/>
+          <w:i w:val="0"/>
         </w:rPr>
         <w:t>[2]</w:t>
       </w:r>
       <w:r>
+        <w:rPr>
+          <w:b w:val="0"/>
+          <w:i w:val="0"/>
+        </w:rPr>
         <w:t xml:space="preserve"> </w:t>
       </w:r>
       <w:r>
         <w:rPr>
+          <w:b w:val="0"/>
           <w:i/>
         </w:rPr>
         <w:t>(AO2)</w:t>
@@ -750,50 +904,76 @@
       <w:r>
         <w:rPr>
           <w:b/>
+          <w:i w:val="0"/>
         </w:rPr>
         <w:t>7.</w:t>
       </w:r>
       <w:r>
+        <w:rPr>
+          <w:b w:val="0"/>
+          <w:i w:val="0"/>
+        </w:rPr>
         <w:t xml:space="preserve"> </w:t>
       </w:r>
       <w:r>
         <w:rPr>
+          <w:b w:val="0"/>
           <w:i/>
         </w:rPr>
         <w:t>(1.3.2)</w:t>
       </w:r>
       <w:r>
+        <w:rPr>
+          <w:b w:val="0"/>
+          <w:i w:val="0"/>
+        </w:rPr>
         <w:t xml:space="preserve"> State what is meant by a </w:t>
       </w:r>
       <w:r>
         <w:rPr>
           <w:b/>
+          <w:i w:val="0"/>
         </w:rPr>
         <w:t>primary key</w:t>
       </w:r>
       <w:r>
+        <w:rPr>
+          <w:b w:val="0"/>
+          <w:i w:val="0"/>
+        </w:rPr>
         <w:t xml:space="preserve"> and a </w:t>
       </w:r>
       <w:r>
         <w:rPr>
           <w:b/>
+          <w:i w:val="0"/>
         </w:rPr>
         <w:t>foreign key</w:t>
       </w:r>
       <w:r>
+        <w:rPr>
+          <w:b w:val="0"/>
+          <w:i w:val="0"/>
+        </w:rPr>
         <w:t xml:space="preserve"> in a relational database. </w:t>
       </w:r>
       <w:r>
         <w:rPr>
           <w:b/>
+          <w:i w:val="0"/>
         </w:rPr>
         <w:t>[2]</w:t>
       </w:r>
       <w:r>
+        <w:rPr>
+          <w:b w:val="0"/>
+          <w:i w:val="0"/>
+        </w:rPr>
         <w:t xml:space="preserve"> </w:t>
       </w:r>
       <w:r>
         <w:rPr>
+          <w:b w:val="0"/>
           <w:i/>
         </w:rPr>
         <w:t>(AO1)</w:t>
@@ -841,50 +1021,76 @@
       <w:r>
         <w:rPr>
           <w:b/>
+          <w:i w:val="0"/>
         </w:rPr>
         <w:t>8.</w:t>
       </w:r>
       <w:r>
+        <w:rPr>
+          <w:b w:val="0"/>
+          <w:i w:val="0"/>
+        </w:rPr>
         <w:t xml:space="preserve"> </w:t>
       </w:r>
       <w:r>
         <w:rPr>
+          <w:b w:val="0"/>
           <w:i/>
         </w:rPr>
         <w:t>(1.4.1)</w:t>
       </w:r>
       <w:r>
+        <w:rPr>
+          <w:b w:val="0"/>
+          <w:i w:val="0"/>
+        </w:rPr>
         <w:t xml:space="preserve"> Convert the denary number </w:t>
       </w:r>
       <w:r>
         <w:rPr>
           <w:b/>
+          <w:i w:val="0"/>
         </w:rPr>
         <w:t>45</w:t>
       </w:r>
       <w:r>
+        <w:rPr>
+          <w:b w:val="0"/>
+          <w:i w:val="0"/>
+        </w:rPr>
         <w:t xml:space="preserve"> into </w:t>
       </w:r>
       <w:r>
         <w:rPr>
           <w:b/>
+          <w:i w:val="0"/>
         </w:rPr>
         <w:t>8-bit binary</w:t>
       </w:r>
       <w:r>
+        <w:rPr>
+          <w:b w:val="0"/>
+          <w:i w:val="0"/>
+        </w:rPr>
         <w:t xml:space="preserve">. </w:t>
       </w:r>
       <w:r>
         <w:rPr>
           <w:b/>
+          <w:i w:val="0"/>
         </w:rPr>
         <w:t>[2]</w:t>
       </w:r>
       <w:r>
+        <w:rPr>
+          <w:b w:val="0"/>
+          <w:i w:val="0"/>
+        </w:rPr>
         <w:t xml:space="preserve"> </w:t>
       </w:r>
       <w:r>
         <w:rPr>
+          <w:b w:val="0"/>
           <w:i/>
         </w:rPr>
         <w:t>(AO2)</w:t>

--- a/Course/2 Component 2 - Algorithms and Programming/2.1 Elements of Computational Thinking/2.1.4 Thinking Logically/4 Homework (editable).docx
+++ b/Course/2 Component 2 - Algorithms and Programming/2.1 Elements of Computational Thinking/2.1.4 Thinking Logically/4 Homework (editable).docx
@@ -118,22 +118,32 @@
         <w:t>(AO2)</w:t>
       </w:r>
     </w:p>
-    <w:p>
-      <w:pPr>
-        <w:spacing w:before="260"/>
-        <w:pBdr>
-          <w:bottom w:val="single" w:sz="4" w:space="1" w:color="AAB4C0"/>
-        </w:pBdr>
-      </w:pPr>
-    </w:p>
-    <w:p>
-      <w:pPr>
-        <w:spacing w:before="260"/>
-        <w:pBdr>
-          <w:bottom w:val="single" w:sz="4" w:space="1" w:color="AAB4C0"/>
-        </w:pBdr>
-      </w:pPr>
-    </w:p>
+    <w:tbl>
+      <w:tblPr>
+        <w:tblStyle w:val="TableGrid"/>
+        <w:tblW w:type="auto" w:w="0"/>
+        <w:tblLook w:firstColumn="1" w:firstRow="1" w:lastColumn="0" w:lastRow="0" w:noHBand="0" w:noVBand="1" w:val="04A0"/>
+      </w:tblPr>
+      <w:tblGrid>
+        <w:gridCol w:w="8640"/>
+      </w:tblGrid>
+      <w:tr>
+        <w:trPr>
+          <w:trHeight w:val="680" w:hRule="atLeast"/>
+        </w:trPr>
+        <w:tc>
+          <w:tcPr>
+            <w:tcW w:type="dxa" w:w="8640"/>
+          </w:tcPr>
+          <w:p>
+            <w:pPr>
+              <w:spacing w:before="40"/>
+            </w:pPr>
+          </w:p>
+        </w:tc>
+      </w:tr>
+    </w:tbl>
+    <w:p/>
     <w:p>
       <w:pPr>
         <w:pBdr>
@@ -171,30 +181,32 @@
         <w:t>(AO2)</w:t>
       </w:r>
     </w:p>
-    <w:p>
-      <w:pPr>
-        <w:spacing w:before="260"/>
-        <w:pBdr>
-          <w:bottom w:val="single" w:sz="4" w:space="1" w:color="AAB4C0"/>
-        </w:pBdr>
-      </w:pPr>
-    </w:p>
-    <w:p>
-      <w:pPr>
-        <w:spacing w:before="260"/>
-        <w:pBdr>
-          <w:bottom w:val="single" w:sz="4" w:space="1" w:color="AAB4C0"/>
-        </w:pBdr>
-      </w:pPr>
-    </w:p>
-    <w:p>
-      <w:pPr>
-        <w:spacing w:before="260"/>
-        <w:pBdr>
-          <w:bottom w:val="single" w:sz="4" w:space="1" w:color="AAB4C0"/>
-        </w:pBdr>
-      </w:pPr>
-    </w:p>
+    <w:tbl>
+      <w:tblPr>
+        <w:tblStyle w:val="TableGrid"/>
+        <w:tblW w:type="auto" w:w="0"/>
+        <w:tblLook w:firstColumn="1" w:firstRow="1" w:lastColumn="0" w:lastRow="0" w:noHBand="0" w:noVBand="1" w:val="04A0"/>
+      </w:tblPr>
+      <w:tblGrid>
+        <w:gridCol w:w="8640"/>
+      </w:tblGrid>
+      <w:tr>
+        <w:trPr>
+          <w:trHeight w:val="1020" w:hRule="atLeast"/>
+        </w:trPr>
+        <w:tc>
+          <w:tcPr>
+            <w:tcW w:type="dxa" w:w="8640"/>
+          </w:tcPr>
+          <w:p>
+            <w:pPr>
+              <w:spacing w:before="40"/>
+            </w:pPr>
+          </w:p>
+        </w:tc>
+      </w:tr>
+    </w:tbl>
+    <w:p/>
     <w:p>
       <w:pPr>
         <w:pBdr>
@@ -297,30 +309,32 @@
         <w:t>(AO2)</w:t>
       </w:r>
     </w:p>
-    <w:p>
-      <w:pPr>
-        <w:spacing w:before="260"/>
-        <w:pBdr>
-          <w:bottom w:val="single" w:sz="4" w:space="1" w:color="AAB4C0"/>
-        </w:pBdr>
-      </w:pPr>
-    </w:p>
-    <w:p>
-      <w:pPr>
-        <w:spacing w:before="260"/>
-        <w:pBdr>
-          <w:bottom w:val="single" w:sz="4" w:space="1" w:color="AAB4C0"/>
-        </w:pBdr>
-      </w:pPr>
-    </w:p>
-    <w:p>
-      <w:pPr>
-        <w:spacing w:before="260"/>
-        <w:pBdr>
-          <w:bottom w:val="single" w:sz="4" w:space="1" w:color="AAB4C0"/>
-        </w:pBdr>
-      </w:pPr>
-    </w:p>
+    <w:tbl>
+      <w:tblPr>
+        <w:tblStyle w:val="TableGrid"/>
+        <w:tblW w:type="auto" w:w="0"/>
+        <w:tblLook w:firstColumn="1" w:firstRow="1" w:lastColumn="0" w:lastRow="0" w:noHBand="0" w:noVBand="1" w:val="04A0"/>
+      </w:tblPr>
+      <w:tblGrid>
+        <w:gridCol w:w="8640"/>
+      </w:tblGrid>
+      <w:tr>
+        <w:trPr>
+          <w:trHeight w:val="1020" w:hRule="atLeast"/>
+        </w:trPr>
+        <w:tc>
+          <w:tcPr>
+            <w:tcW w:type="dxa" w:w="8640"/>
+          </w:tcPr>
+          <w:p>
+            <w:pPr>
+              <w:spacing w:before="40"/>
+            </w:pPr>
+          </w:p>
+        </w:tc>
+      </w:tr>
+    </w:tbl>
+    <w:p/>
     <w:p>
       <w:pPr>
         <w:pBdr>
@@ -409,30 +423,32 @@
         <w:t>(AO2)</w:t>
       </w:r>
     </w:p>
-    <w:p>
-      <w:pPr>
-        <w:spacing w:before="260"/>
-        <w:pBdr>
-          <w:bottom w:val="single" w:sz="4" w:space="1" w:color="AAB4C0"/>
-        </w:pBdr>
-      </w:pPr>
-    </w:p>
-    <w:p>
-      <w:pPr>
-        <w:spacing w:before="260"/>
-        <w:pBdr>
-          <w:bottom w:val="single" w:sz="4" w:space="1" w:color="AAB4C0"/>
-        </w:pBdr>
-      </w:pPr>
-    </w:p>
-    <w:p>
-      <w:pPr>
-        <w:spacing w:before="260"/>
-        <w:pBdr>
-          <w:bottom w:val="single" w:sz="4" w:space="1" w:color="AAB4C0"/>
-        </w:pBdr>
-      </w:pPr>
-    </w:p>
+    <w:tbl>
+      <w:tblPr>
+        <w:tblStyle w:val="TableGrid"/>
+        <w:tblW w:type="auto" w:w="0"/>
+        <w:tblLook w:firstColumn="1" w:firstRow="1" w:lastColumn="0" w:lastRow="0" w:noHBand="0" w:noVBand="1" w:val="04A0"/>
+      </w:tblPr>
+      <w:tblGrid>
+        <w:gridCol w:w="8640"/>
+      </w:tblGrid>
+      <w:tr>
+        <w:trPr>
+          <w:trHeight w:val="1020" w:hRule="atLeast"/>
+        </w:trPr>
+        <w:tc>
+          <w:tcPr>
+            <w:tcW w:type="dxa" w:w="8640"/>
+          </w:tcPr>
+          <w:p>
+            <w:pPr>
+              <w:spacing w:before="40"/>
+            </w:pPr>
+          </w:p>
+        </w:tc>
+      </w:tr>
+    </w:tbl>
+    <w:p/>
     <w:p>
       <w:pPr>
         <w:pBdr>
@@ -470,22 +486,32 @@
         <w:t>(AO2)</w:t>
       </w:r>
     </w:p>
-    <w:p>
-      <w:pPr>
-        <w:spacing w:before="260"/>
-        <w:pBdr>
-          <w:bottom w:val="single" w:sz="4" w:space="1" w:color="AAB4C0"/>
-        </w:pBdr>
-      </w:pPr>
-    </w:p>
-    <w:p>
-      <w:pPr>
-        <w:spacing w:before="260"/>
-        <w:pBdr>
-          <w:bottom w:val="single" w:sz="4" w:space="1" w:color="AAB4C0"/>
-        </w:pBdr>
-      </w:pPr>
-    </w:p>
+    <w:tbl>
+      <w:tblPr>
+        <w:tblStyle w:val="TableGrid"/>
+        <w:tblW w:type="auto" w:w="0"/>
+        <w:tblLook w:firstColumn="1" w:firstRow="1" w:lastColumn="0" w:lastRow="0" w:noHBand="0" w:noVBand="1" w:val="04A0"/>
+      </w:tblPr>
+      <w:tblGrid>
+        <w:gridCol w:w="8640"/>
+      </w:tblGrid>
+      <w:tr>
+        <w:trPr>
+          <w:trHeight w:val="680" w:hRule="atLeast"/>
+        </w:trPr>
+        <w:tc>
+          <w:tcPr>
+            <w:tcW w:type="dxa" w:w="8640"/>
+          </w:tcPr>
+          <w:p>
+            <w:pPr>
+              <w:spacing w:before="40"/>
+            </w:pPr>
+          </w:p>
+        </w:tc>
+      </w:tr>
+    </w:tbl>
+    <w:p/>
     <w:p>
       <w:pPr>
         <w:pBdr>
@@ -583,30 +609,32 @@
         <w:t>(AO2)</w:t>
       </w:r>
     </w:p>
-    <w:p>
-      <w:pPr>
-        <w:spacing w:before="260"/>
-        <w:pBdr>
-          <w:bottom w:val="single" w:sz="4" w:space="1" w:color="AAB4C0"/>
-        </w:pBdr>
-      </w:pPr>
-    </w:p>
-    <w:p>
-      <w:pPr>
-        <w:spacing w:before="260"/>
-        <w:pBdr>
-          <w:bottom w:val="single" w:sz="4" w:space="1" w:color="AAB4C0"/>
-        </w:pBdr>
-      </w:pPr>
-    </w:p>
-    <w:p>
-      <w:pPr>
-        <w:spacing w:before="260"/>
-        <w:pBdr>
-          <w:bottom w:val="single" w:sz="4" w:space="1" w:color="AAB4C0"/>
-        </w:pBdr>
-      </w:pPr>
-    </w:p>
+    <w:tbl>
+      <w:tblPr>
+        <w:tblStyle w:val="TableGrid"/>
+        <w:tblW w:type="auto" w:w="0"/>
+        <w:tblLook w:firstColumn="1" w:firstRow="1" w:lastColumn="0" w:lastRow="0" w:noHBand="0" w:noVBand="1" w:val="04A0"/>
+      </w:tblPr>
+      <w:tblGrid>
+        <w:gridCol w:w="8640"/>
+      </w:tblGrid>
+      <w:tr>
+        <w:trPr>
+          <w:trHeight w:val="1020" w:hRule="atLeast"/>
+        </w:trPr>
+        <w:tc>
+          <w:tcPr>
+            <w:tcW w:type="dxa" w:w="8640"/>
+          </w:tcPr>
+          <w:p>
+            <w:pPr>
+              <w:spacing w:before="40"/>
+            </w:pPr>
+          </w:p>
+        </w:tc>
+      </w:tr>
+    </w:tbl>
+    <w:p/>
     <w:p>
       <w:pPr>
         <w:pBdr>
@@ -709,54 +737,32 @@
         <w:t>(AO2)</w:t>
       </w:r>
     </w:p>
-    <w:p>
-      <w:pPr>
-        <w:spacing w:before="260"/>
-        <w:pBdr>
-          <w:bottom w:val="single" w:sz="4" w:space="1" w:color="AAB4C0"/>
-        </w:pBdr>
-      </w:pPr>
-    </w:p>
-    <w:p>
-      <w:pPr>
-        <w:spacing w:before="260"/>
-        <w:pBdr>
-          <w:bottom w:val="single" w:sz="4" w:space="1" w:color="AAB4C0"/>
-        </w:pBdr>
-      </w:pPr>
-    </w:p>
-    <w:p>
-      <w:pPr>
-        <w:spacing w:before="260"/>
-        <w:pBdr>
-          <w:bottom w:val="single" w:sz="4" w:space="1" w:color="AAB4C0"/>
-        </w:pBdr>
-      </w:pPr>
-    </w:p>
-    <w:p>
-      <w:pPr>
-        <w:spacing w:before="260"/>
-        <w:pBdr>
-          <w:bottom w:val="single" w:sz="4" w:space="1" w:color="AAB4C0"/>
-        </w:pBdr>
-      </w:pPr>
-    </w:p>
-    <w:p>
-      <w:pPr>
-        <w:spacing w:before="260"/>
-        <w:pBdr>
-          <w:bottom w:val="single" w:sz="4" w:space="1" w:color="AAB4C0"/>
-        </w:pBdr>
-      </w:pPr>
-    </w:p>
-    <w:p>
-      <w:pPr>
-        <w:spacing w:before="260"/>
-        <w:pBdr>
-          <w:bottom w:val="single" w:sz="4" w:space="1" w:color="AAB4C0"/>
-        </w:pBdr>
-      </w:pPr>
-    </w:p>
+    <w:tbl>
+      <w:tblPr>
+        <w:tblStyle w:val="TableGrid"/>
+        <w:tblW w:type="auto" w:w="0"/>
+        <w:tblLook w:firstColumn="1" w:firstRow="1" w:lastColumn="0" w:lastRow="0" w:noHBand="0" w:noVBand="1" w:val="04A0"/>
+      </w:tblPr>
+      <w:tblGrid>
+        <w:gridCol w:w="8640"/>
+      </w:tblGrid>
+      <w:tr>
+        <w:trPr>
+          <w:trHeight w:val="2040" w:hRule="atLeast"/>
+        </w:trPr>
+        <w:tc>
+          <w:tcPr>
+            <w:tcW w:type="dxa" w:w="8640"/>
+          </w:tcPr>
+          <w:p>
+            <w:pPr>
+              <w:spacing w:before="40"/>
+            </w:pPr>
+          </w:p>
+        </w:tc>
+      </w:tr>
+    </w:tbl>
+    <w:p/>
     <w:p>
       <w:pPr>
         <w:pBdr>
@@ -862,30 +868,32 @@
         <w:t>(AO2)</w:t>
       </w:r>
     </w:p>
-    <w:p>
-      <w:pPr>
-        <w:spacing w:before="260"/>
-        <w:pBdr>
-          <w:bottom w:val="single" w:sz="4" w:space="1" w:color="AAB4C0"/>
-        </w:pBdr>
-      </w:pPr>
-    </w:p>
-    <w:p>
-      <w:pPr>
-        <w:spacing w:before="260"/>
-        <w:pBdr>
-          <w:bottom w:val="single" w:sz="4" w:space="1" w:color="AAB4C0"/>
-        </w:pBdr>
-      </w:pPr>
-    </w:p>
-    <w:p>
-      <w:pPr>
-        <w:spacing w:before="260"/>
-        <w:pBdr>
-          <w:bottom w:val="single" w:sz="4" w:space="1" w:color="AAB4C0"/>
-        </w:pBdr>
-      </w:pPr>
-    </w:p>
+    <w:tbl>
+      <w:tblPr>
+        <w:tblStyle w:val="TableGrid"/>
+        <w:tblW w:type="auto" w:w="0"/>
+        <w:tblLook w:firstColumn="1" w:firstRow="1" w:lastColumn="0" w:lastRow="0" w:noHBand="0" w:noVBand="1" w:val="04A0"/>
+      </w:tblPr>
+      <w:tblGrid>
+        <w:gridCol w:w="8640"/>
+      </w:tblGrid>
+      <w:tr>
+        <w:trPr>
+          <w:trHeight w:val="1020" w:hRule="atLeast"/>
+        </w:trPr>
+        <w:tc>
+          <w:tcPr>
+            <w:tcW w:type="dxa" w:w="8640"/>
+          </w:tcPr>
+          <w:p>
+            <w:pPr>
+              <w:spacing w:before="40"/>
+            </w:pPr>
+          </w:p>
+        </w:tc>
+      </w:tr>
+    </w:tbl>
+    <w:p/>
     <w:p>
       <w:pPr>
         <w:pBdr>
@@ -979,30 +987,32 @@
         <w:t>(AO1)</w:t>
       </w:r>
     </w:p>
-    <w:p>
-      <w:pPr>
-        <w:spacing w:before="260"/>
-        <w:pBdr>
-          <w:bottom w:val="single" w:sz="4" w:space="1" w:color="AAB4C0"/>
-        </w:pBdr>
-      </w:pPr>
-    </w:p>
-    <w:p>
-      <w:pPr>
-        <w:spacing w:before="260"/>
-        <w:pBdr>
-          <w:bottom w:val="single" w:sz="4" w:space="1" w:color="AAB4C0"/>
-        </w:pBdr>
-      </w:pPr>
-    </w:p>
-    <w:p>
-      <w:pPr>
-        <w:spacing w:before="260"/>
-        <w:pBdr>
-          <w:bottom w:val="single" w:sz="4" w:space="1" w:color="AAB4C0"/>
-        </w:pBdr>
-      </w:pPr>
-    </w:p>
+    <w:tbl>
+      <w:tblPr>
+        <w:tblStyle w:val="TableGrid"/>
+        <w:tblW w:type="auto" w:w="0"/>
+        <w:tblLook w:firstColumn="1" w:firstRow="1" w:lastColumn="0" w:lastRow="0" w:noHBand="0" w:noVBand="1" w:val="04A0"/>
+      </w:tblPr>
+      <w:tblGrid>
+        <w:gridCol w:w="8640"/>
+      </w:tblGrid>
+      <w:tr>
+        <w:trPr>
+          <w:trHeight w:val="1020" w:hRule="atLeast"/>
+        </w:trPr>
+        <w:tc>
+          <w:tcPr>
+            <w:tcW w:type="dxa" w:w="8640"/>
+          </w:tcPr>
+          <w:p>
+            <w:pPr>
+              <w:spacing w:before="40"/>
+            </w:pPr>
+          </w:p>
+        </w:tc>
+      </w:tr>
+    </w:tbl>
+    <w:p/>
     <w:p>
       <w:pPr>
         <w:pBdr>
@@ -1096,30 +1106,32 @@
         <w:t>(AO2)</w:t>
       </w:r>
     </w:p>
-    <w:p>
-      <w:pPr>
-        <w:spacing w:before="260"/>
-        <w:pBdr>
-          <w:bottom w:val="single" w:sz="4" w:space="1" w:color="AAB4C0"/>
-        </w:pBdr>
-      </w:pPr>
-    </w:p>
-    <w:p>
-      <w:pPr>
-        <w:spacing w:before="260"/>
-        <w:pBdr>
-          <w:bottom w:val="single" w:sz="4" w:space="1" w:color="AAB4C0"/>
-        </w:pBdr>
-      </w:pPr>
-    </w:p>
-    <w:p>
-      <w:pPr>
-        <w:spacing w:before="260"/>
-        <w:pBdr>
-          <w:bottom w:val="single" w:sz="4" w:space="1" w:color="AAB4C0"/>
-        </w:pBdr>
-      </w:pPr>
-    </w:p>
+    <w:tbl>
+      <w:tblPr>
+        <w:tblStyle w:val="TableGrid"/>
+        <w:tblW w:type="auto" w:w="0"/>
+        <w:tblLook w:firstColumn="1" w:firstRow="1" w:lastColumn="0" w:lastRow="0" w:noHBand="0" w:noVBand="1" w:val="04A0"/>
+      </w:tblPr>
+      <w:tblGrid>
+        <w:gridCol w:w="8640"/>
+      </w:tblGrid>
+      <w:tr>
+        <w:trPr>
+          <w:trHeight w:val="1020" w:hRule="atLeast"/>
+        </w:trPr>
+        <w:tc>
+          <w:tcPr>
+            <w:tcW w:type="dxa" w:w="8640"/>
+          </w:tcPr>
+          <w:p>
+            <w:pPr>
+              <w:spacing w:before="40"/>
+            </w:pPr>
+          </w:p>
+        </w:tc>
+      </w:tr>
+    </w:tbl>
+    <w:p/>
     <w:p>
       <w:pPr>
         <w:pBdr>

--- a/Course/2 Component 2 - Algorithms and Programming/2.1 Elements of Computational Thinking/2.1.4 Thinking Logically/4 Homework (editable).docx
+++ b/Course/2 Component 2 - Algorithms and Programming/2.1 Elements of Computational Thinking/2.1.4 Thinking Logically/4 Homework (editable).docx
@@ -94,7 +94,7 @@
           <w:b w:val="0"/>
           <w:i w:val="0"/>
         </w:rPr>
-        <w:t xml:space="preserve"> for the decision point. </w:t>
+        <w:t xml:space="preserve"> tested at this decision point. </w:t>
       </w:r>
       <w:r>
         <w:rPr>
@@ -157,7 +157,7 @@
           <w:b w:val="0"/>
           <w:i w:val="0"/>
         </w:rPr>
-        <w:t xml:space="preserve">(b) State the outcome of the TRUE branch and the FALSE branch. </w:t>
+        <w:t xml:space="preserve">(b) State the outcome of the TRUE branch and the outcome of the FALSE branch. </w:t>
       </w:r>
       <w:r>
         <w:rPr>
@@ -234,7 +234,7 @@
           <w:b w:val="0"/>
           <w:i w:val="0"/>
         </w:rPr>
-        <w:t xml:space="preserve"> A bank lets a customer withdraw from a cash machine only if the amount requested is </w:t>
+        <w:t xml:space="preserve"> A bank allows a cash-machine withdrawal only if the amount requested is </w:t>
       </w:r>
       <w:r>
         <w:rPr>
@@ -248,7 +248,7 @@
           <w:b w:val="0"/>
           <w:i w:val="0"/>
         </w:rPr>
-        <w:t xml:space="preserve"> the balance </w:t>
+        <w:t xml:space="preserve"> the account balance </w:t>
       </w:r>
       <w:r>
         <w:rPr>
@@ -462,7 +462,7 @@
           <w:b w:val="0"/>
           <w:i w:val="0"/>
         </w:rPr>
-        <w:t xml:space="preserve">(b) State how many possible outcomes (including "leave unchanged") this logic has. </w:t>
+        <w:t xml:space="preserve">(b) State what the controller does when the level is exactly 50%. </w:t>
       </w:r>
       <w:r>
         <w:rPr>
@@ -546,7 +546,7 @@
           <w:b w:val="0"/>
           <w:i w:val="0"/>
         </w:rPr>
-        <w:t xml:space="preserve">. A student writes </w:t>
+        <w:t xml:space="preserve">. A student writes the condition </w:t>
       </w:r>
       <w:r>
         <w:rPr>
@@ -555,7 +555,7 @@
           <w:i w:val="0"/>
           <w:sz w:val="19"/>
         </w:rPr>
-        <w:t>IF spent &gt; 100</w:t>
+        <w:t>spent &gt; 100</w:t>
       </w:r>
       <w:r>
         <w:rPr>
@@ -575,8 +575,8 @@
       </w:r>
       <w:r>
         <w:rPr>
-          <w:b w:val="0"/>
-          <w:i/>
+          <w:b/>
+          <w:i w:val="0"/>
         </w:rPr>
         <w:t>does</w:t>
       </w:r>
@@ -676,7 +676,7 @@
           <w:b w:val="0"/>
           <w:i w:val="0"/>
         </w:rPr>
-        <w:t xml:space="preserve"> it awards a Distinction; otherwise, if it is </w:t>
+        <w:t xml:space="preserve"> it awards a Distinction; otherwise, if the score is </w:t>
       </w:r>
       <w:r>
         <w:rPr>
@@ -699,21 +699,7 @@
           <w:b w:val="0"/>
           <w:i w:val="0"/>
         </w:rPr>
-        <w:t xml:space="preserve">Using </w:t>
-      </w:r>
-      <w:r>
-        <w:rPr>
-          <w:b w:val="0"/>
-          <w:i/>
-        </w:rPr>
-        <w:t>thinking logically</w:t>
-      </w:r>
-      <w:r>
-        <w:rPr>
-          <w:b w:val="0"/>
-          <w:i w:val="0"/>
-        </w:rPr>
-        <w:t xml:space="preserve">, identify the decision points, write the exact Boolean conditions in the correct order, and state the outcome of each branch. </w:t>
+        <w:t xml:space="preserve">Identify the decision points, write the exact Boolean conditions in the correct order, and state the outcome of each branch. </w:t>
       </w:r>
       <w:r>
         <w:rPr>
@@ -830,21 +816,21 @@
           <w:b w:val="0"/>
           <w:i w:val="0"/>
         </w:rPr>
-        <w:t xml:space="preserve"> In a payroll program the order is: read hours → calculate gross pay → deduct tax → output payslip. State </w:t>
+        <w:t xml:space="preserve"> In a payroll program the order of steps is: read hours → calculate gross pay → deduct tax → output payslip. Explain why "deduct tax" must come </w:t>
       </w:r>
       <w:r>
         <w:rPr>
           <w:b/>
           <w:i w:val="0"/>
         </w:rPr>
-        <w:t>why</w:t>
+        <w:t>after</w:t>
       </w:r>
       <w:r>
         <w:rPr>
           <w:b w:val="0"/>
           <w:i w:val="0"/>
         </w:rPr>
-        <w:t xml:space="preserve"> "deduct tax" must come after "calculate gross pay". </w:t>
+        <w:t xml:space="preserve"> "calculate gross pay". </w:t>
       </w:r>
       <w:r>
         <w:rPr>

--- a/Course/2 Component 2 - Algorithms and Programming/2.1 Elements of Computational Thinking/2.1.4 Thinking Logically/4 Homework (editable).docx
+++ b/Course/2 Component 2 - Algorithms and Programming/2.1 Elements of Computational Thinking/2.1.4 Thinking Logically/4 Homework (editable).docx
@@ -29,7 +29,7 @@
           <w:b w:val="0"/>
           <w:i/>
         </w:rPr>
-        <w:t>OCR H446 — set after the 2.1.4 lesson.</w:t>
+        <w:t>OCR H446 — set after the 2.1.4 lesson. Code uses OCR Exam Reference Language.</w:t>
       </w:r>
     </w:p>
     <w:p>
@@ -57,51 +57,56 @@
           <w:b w:val="0"/>
           <w:i w:val="0"/>
         </w:rPr>
-        <w:t xml:space="preserve"> A theme-park ride allows a rider on only if they are </w:t>
+        <w:t xml:space="preserve"> An online exam system awards a </w:t>
       </w:r>
       <w:r>
         <w:rPr>
           <w:b/>
           <w:i w:val="0"/>
         </w:rPr>
-        <w:t>at least 1.4 m tall</w:t>
+        <w:t>Distinction</w:t>
       </w:r>
       <w:r>
         <w:rPr>
           <w:b w:val="0"/>
           <w:i w:val="0"/>
         </w:rPr>
-        <w:t>.</w:t>
-      </w:r>
-    </w:p>
-    <w:p>
-      <w:r>
-        <w:rPr>
-          <w:b w:val="0"/>
-          <w:i w:val="0"/>
-        </w:rPr>
-        <w:t xml:space="preserve">(a) Write the exact Boolean </w:t>
+        <w:t xml:space="preserve"> for a score of 70 or above; otherwise a </w:t>
       </w:r>
       <w:r>
         <w:rPr>
           <w:b/>
           <w:i w:val="0"/>
         </w:rPr>
-        <w:t>condition</w:t>
+        <w:t>Pass</w:t>
       </w:r>
       <w:r>
         <w:rPr>
           <w:b w:val="0"/>
           <w:i w:val="0"/>
         </w:rPr>
-        <w:t xml:space="preserve"> tested at this decision point. </w:t>
+        <w:t xml:space="preserve"> for a score of 40 or above; otherwise a </w:t>
       </w:r>
       <w:r>
         <w:rPr>
           <w:b/>
           <w:i w:val="0"/>
         </w:rPr>
-        <w:t>[1]</w:t>
+        <w:t>Fail</w:t>
+      </w:r>
+      <w:r>
+        <w:rPr>
+          <w:b w:val="0"/>
+          <w:i w:val="0"/>
+        </w:rPr>
+        <w:t xml:space="preserve">. Complete the three missing parts of the program, labelled (a) to (c). </w:t>
+      </w:r>
+      <w:r>
+        <w:rPr>
+          <w:b/>
+          <w:i w:val="0"/>
+        </w:rPr>
+        <w:t>[3]</w:t>
       </w:r>
       <w:r>
         <w:rPr>
@@ -118,46 +123,46 @@
         <w:t>(AO2)</w:t>
       </w:r>
     </w:p>
-    <w:tbl>
-      <w:tblPr>
-        <w:tblStyle w:val="TableGrid"/>
-        <w:tblW w:type="auto" w:w="0"/>
-        <w:tblLook w:firstColumn="1" w:firstRow="1" w:lastColumn="0" w:lastRow="0" w:noHBand="0" w:noVBand="1" w:val="04A0"/>
-      </w:tblPr>
-      <w:tblGrid>
-        <w:gridCol w:w="8640"/>
-      </w:tblGrid>
-      <w:tr>
-        <w:trPr>
-          <w:trHeight w:val="680" w:hRule="atLeast"/>
-        </w:trPr>
-        <w:tc>
-          <w:tcPr>
-            <w:tcW w:type="dxa" w:w="8640"/>
-          </w:tcPr>
-          <w:p>
-            <w:pPr>
-              <w:spacing w:before="40"/>
-            </w:pPr>
-          </w:p>
-        </w:tc>
-      </w:tr>
-    </w:tbl>
-    <w:p/>
     <w:p>
       <w:pPr>
-        <w:pBdr>
-          <w:bottom w:val="single" w:sz="6" w:space="1" w:color="AAAAAA"/>
-        </w:pBdr>
+        <w:shd w:fill="F2F2F2"/>
       </w:pPr>
+      <w:r>
+        <w:rPr>
+          <w:rFonts w:ascii="Consolas" w:hAnsi="Consolas"/>
+          <w:sz w:val="18"/>
+        </w:rPr>
+        <w:t>score = input("Enter the score")</w:t>
+        <w:br/>
+        <w:t>if (a) ______________ then</w:t>
+        <w:br/>
+        <w:t xml:space="preserve">    print("Distinction")</w:t>
+        <w:br/>
+        <w:t>elseif (b) ______________ then</w:t>
+        <w:br/>
+        <w:t xml:space="preserve">    print("Pass")</w:t>
+        <w:br/>
+        <w:t>(c) ______________</w:t>
+        <w:br/>
+        <w:t xml:space="preserve">    print("Fail")</w:t>
+        <w:br/>
+        <w:t>endif</w:t>
+      </w:r>
     </w:p>
     <w:p>
+      <w:r>
+        <w:rPr>
+          <w:b/>
+          <w:i w:val="0"/>
+        </w:rPr>
+        <w:t>2.</w:t>
+      </w:r>
       <w:r>
         <w:rPr>
           <w:b w:val="0"/>
           <w:i w:val="0"/>
         </w:rPr>
-        <w:t xml:space="preserve">(b) State the outcome of the TRUE branch and the outcome of the FALSE branch. </w:t>
+        <w:t xml:space="preserve"> Complete the table by writing the exact Boolean condition tested at each decision point, using the variable name given. </w:t>
       </w:r>
       <w:r>
         <w:rPr>
@@ -188,46 +193,1133 @@
         <w:tblLook w:firstColumn="1" w:firstRow="1" w:lastColumn="0" w:lastRow="0" w:noHBand="0" w:noVBand="1" w:val="04A0"/>
       </w:tblPr>
       <w:tblGrid>
-        <w:gridCol w:w="8640"/>
+        <w:gridCol w:w="4320"/>
+        <w:gridCol w:w="4320"/>
       </w:tblGrid>
       <w:tr>
-        <w:trPr>
-          <w:trHeight w:val="1020" w:hRule="atLeast"/>
-        </w:trPr>
         <w:tc>
           <w:tcPr>
-            <w:tcW w:type="dxa" w:w="8640"/>
+            <w:tcW w:type="dxa" w:w="4320"/>
+            <w:shd w:fill="D9E2F3"/>
           </w:tcPr>
           <w:p>
-            <w:pPr>
-              <w:spacing w:before="40"/>
-            </w:pPr>
+            <w:r>
+              <w:rPr>
+                <w:b/>
+              </w:rPr>
+            </w:r>
+            <w:r>
+              <w:rPr>
+                <w:b/>
+                <w:i w:val="0"/>
+              </w:rPr>
+              <w:t>Requirement</w:t>
+            </w:r>
+          </w:p>
+        </w:tc>
+        <w:tc>
+          <w:tcPr>
+            <w:tcW w:type="dxa" w:w="4320"/>
+            <w:shd w:fill="D9E2F3"/>
+          </w:tcPr>
+          <w:p>
+            <w:r>
+              <w:rPr>
+                <w:b/>
+              </w:rPr>
+            </w:r>
+            <w:r>
+              <w:rPr>
+                <w:b/>
+                <w:i w:val="0"/>
+              </w:rPr>
+              <w:t>Boolean condition</w:t>
+            </w:r>
+          </w:p>
+        </w:tc>
+      </w:tr>
+      <w:tr>
+        <w:tc>
+          <w:tcPr>
+            <w:tcW w:type="dxa" w:w="4320"/>
+          </w:tcPr>
+          <w:p>
+            <w:r/>
+            <w:r>
+              <w:rPr>
+                <w:b w:val="0"/>
+                <w:i w:val="0"/>
+              </w:rPr>
+              <w:t xml:space="preserve">A theme-park ride admits a rider who is </w:t>
+            </w:r>
+            <w:r>
+              <w:rPr>
+                <w:b/>
+                <w:i w:val="0"/>
+              </w:rPr>
+              <w:t>at least</w:t>
+            </w:r>
+            <w:r>
+              <w:rPr>
+                <w:b w:val="0"/>
+                <w:i w:val="0"/>
+              </w:rPr>
+              <w:t xml:space="preserve"> 1.4 m tall (variable </w:t>
+            </w:r>
+            <w:r>
+              <w:rPr>
+                <w:rFonts w:ascii="Consolas" w:hAnsi="Consolas"/>
+                <w:b w:val="0"/>
+                <w:i w:val="0"/>
+                <w:sz w:val="19"/>
+              </w:rPr>
+              <w:t>height</w:t>
+            </w:r>
+            <w:r>
+              <w:rPr>
+                <w:b w:val="0"/>
+                <w:i w:val="0"/>
+              </w:rPr>
+              <w:t>)</w:t>
+            </w:r>
+          </w:p>
+        </w:tc>
+        <w:tc>
+          <w:tcPr>
+            <w:tcW w:type="dxa" w:w="4320"/>
+          </w:tcPr>
+          <w:p>
+            <w:r/>
+          </w:p>
+        </w:tc>
+      </w:tr>
+      <w:tr>
+        <w:tc>
+          <w:tcPr>
+            <w:tcW w:type="dxa" w:w="4320"/>
+          </w:tcPr>
+          <w:p>
+            <w:r/>
+            <w:r>
+              <w:rPr>
+                <w:b w:val="0"/>
+                <w:i w:val="0"/>
+              </w:rPr>
+              <w:t xml:space="preserve">A player earns a bonus when their score is </w:t>
+            </w:r>
+            <w:r>
+              <w:rPr>
+                <w:b/>
+                <w:i w:val="0"/>
+              </w:rPr>
+              <w:t>more than</w:t>
+            </w:r>
+            <w:r>
+              <w:rPr>
+                <w:b w:val="0"/>
+                <w:i w:val="0"/>
+              </w:rPr>
+              <w:t xml:space="preserve"> 500 (variable </w:t>
+            </w:r>
+            <w:r>
+              <w:rPr>
+                <w:rFonts w:ascii="Consolas" w:hAnsi="Consolas"/>
+                <w:b w:val="0"/>
+                <w:i w:val="0"/>
+                <w:sz w:val="19"/>
+              </w:rPr>
+              <w:t>score</w:t>
+            </w:r>
+            <w:r>
+              <w:rPr>
+                <w:b w:val="0"/>
+                <w:i w:val="0"/>
+              </w:rPr>
+              <w:t>)</w:t>
+            </w:r>
+          </w:p>
+        </w:tc>
+        <w:tc>
+          <w:tcPr>
+            <w:tcW w:type="dxa" w:w="4320"/>
+          </w:tcPr>
+          <w:p>
+            <w:r/>
+          </w:p>
+        </w:tc>
+      </w:tr>
+      <w:tr>
+        <w:tc>
+          <w:tcPr>
+            <w:tcW w:type="dxa" w:w="4320"/>
+          </w:tcPr>
+          <w:p>
+            <w:r/>
+            <w:r>
+              <w:rPr>
+                <w:b w:val="0"/>
+                <w:i w:val="0"/>
+              </w:rPr>
+              <w:t xml:space="preserve">A withdrawal is allowed when the amount is </w:t>
+            </w:r>
+            <w:r>
+              <w:rPr>
+                <w:b/>
+                <w:i w:val="0"/>
+              </w:rPr>
+              <w:t>no more than</w:t>
+            </w:r>
+            <w:r>
+              <w:rPr>
+                <w:b w:val="0"/>
+                <w:i w:val="0"/>
+              </w:rPr>
+              <w:t xml:space="preserve"> the balance (variables </w:t>
+            </w:r>
+            <w:r>
+              <w:rPr>
+                <w:rFonts w:ascii="Consolas" w:hAnsi="Consolas"/>
+                <w:b w:val="0"/>
+                <w:i w:val="0"/>
+                <w:sz w:val="19"/>
+              </w:rPr>
+              <w:t>amount</w:t>
+            </w:r>
+            <w:r>
+              <w:rPr>
+                <w:b w:val="0"/>
+                <w:i w:val="0"/>
+              </w:rPr>
+              <w:t xml:space="preserve">, </w:t>
+            </w:r>
+            <w:r>
+              <w:rPr>
+                <w:rFonts w:ascii="Consolas" w:hAnsi="Consolas"/>
+                <w:b w:val="0"/>
+                <w:i w:val="0"/>
+                <w:sz w:val="19"/>
+              </w:rPr>
+              <w:t>balance</w:t>
+            </w:r>
+            <w:r>
+              <w:rPr>
+                <w:b w:val="0"/>
+                <w:i w:val="0"/>
+              </w:rPr>
+              <w:t>)</w:t>
+            </w:r>
+          </w:p>
+        </w:tc>
+        <w:tc>
+          <w:tcPr>
+            <w:tcW w:type="dxa" w:w="4320"/>
+          </w:tcPr>
+          <w:p>
+            <w:r/>
+          </w:p>
+        </w:tc>
+      </w:tr>
+      <w:tr>
+        <w:tc>
+          <w:tcPr>
+            <w:tcW w:type="dxa" w:w="4320"/>
+          </w:tcPr>
+          <w:p>
+            <w:r/>
+            <w:r>
+              <w:rPr>
+                <w:b w:val="0"/>
+                <w:i w:val="0"/>
+              </w:rPr>
+              <w:t xml:space="preserve">A heater switches on when the temperature </w:t>
+            </w:r>
+            <w:r>
+              <w:rPr>
+                <w:b/>
+                <w:i w:val="0"/>
+              </w:rPr>
+              <w:t>falls below</w:t>
+            </w:r>
+            <w:r>
+              <w:rPr>
+                <w:b w:val="0"/>
+                <w:i w:val="0"/>
+              </w:rPr>
+              <w:t xml:space="preserve"> 18 (variable </w:t>
+            </w:r>
+            <w:r>
+              <w:rPr>
+                <w:rFonts w:ascii="Consolas" w:hAnsi="Consolas"/>
+                <w:b w:val="0"/>
+                <w:i w:val="0"/>
+                <w:sz w:val="19"/>
+              </w:rPr>
+              <w:t>temp</w:t>
+            </w:r>
+            <w:r>
+              <w:rPr>
+                <w:b w:val="0"/>
+                <w:i w:val="0"/>
+              </w:rPr>
+              <w:t>)</w:t>
+            </w:r>
+          </w:p>
+        </w:tc>
+        <w:tc>
+          <w:tcPr>
+            <w:tcW w:type="dxa" w:w="4320"/>
+          </w:tcPr>
+          <w:p>
+            <w:r/>
           </w:p>
         </w:tc>
       </w:tr>
     </w:tbl>
     <w:p/>
     <w:p>
-      <w:pPr>
-        <w:pBdr>
-          <w:bottom w:val="single" w:sz="6" w:space="1" w:color="AAAAAA"/>
-        </w:pBdr>
-      </w:pPr>
+      <w:r>
+        <w:rPr>
+          <w:b/>
+          <w:i w:val="0"/>
+        </w:rPr>
+        <w:t>3.</w:t>
+      </w:r>
+      <w:r>
+        <w:rPr>
+          <w:b w:val="0"/>
+          <w:i w:val="0"/>
+        </w:rPr>
+        <w:t xml:space="preserve"> For each statement, write </w:t>
+      </w:r>
+      <w:r>
+        <w:rPr>
+          <w:b/>
+          <w:i w:val="0"/>
+        </w:rPr>
+        <w:t>True</w:t>
+      </w:r>
+      <w:r>
+        <w:rPr>
+          <w:b w:val="0"/>
+          <w:i w:val="0"/>
+        </w:rPr>
+        <w:t xml:space="preserve"> or </w:t>
+      </w:r>
+      <w:r>
+        <w:rPr>
+          <w:b/>
+          <w:i w:val="0"/>
+        </w:rPr>
+        <w:t>False</w:t>
+      </w:r>
+      <w:r>
+        <w:rPr>
+          <w:b w:val="0"/>
+          <w:i w:val="0"/>
+        </w:rPr>
+        <w:t xml:space="preserve"> in the middle column. If a statement is false, write a corrected version in the final column. </w:t>
+      </w:r>
+      <w:r>
+        <w:rPr>
+          <w:b/>
+          <w:i w:val="0"/>
+        </w:rPr>
+        <w:t>[4]</w:t>
+      </w:r>
+      <w:r>
+        <w:rPr>
+          <w:b w:val="0"/>
+          <w:i w:val="0"/>
+        </w:rPr>
+        <w:t xml:space="preserve"> </w:t>
+      </w:r>
+      <w:r>
+        <w:rPr>
+          <w:b w:val="0"/>
+          <w:i/>
+        </w:rPr>
+        <w:t>(AO2)</w:t>
+      </w:r>
     </w:p>
-    <w:p>
-      <w:pPr>
-        <w:pBdr>
-          <w:bottom w:val="single" w:sz="6" w:space="1" w:color="AAAAAA"/>
-        </w:pBdr>
-      </w:pPr>
-    </w:p>
+    <w:tbl>
+      <w:tblPr>
+        <w:tblStyle w:val="TableGrid"/>
+        <w:tblW w:type="auto" w:w="0"/>
+        <w:tblLook w:firstColumn="1" w:firstRow="1" w:lastColumn="0" w:lastRow="0" w:noHBand="0" w:noVBand="1" w:val="04A0"/>
+      </w:tblPr>
+      <w:tblGrid>
+        <w:gridCol w:w="2880"/>
+        <w:gridCol w:w="2880"/>
+        <w:gridCol w:w="2880"/>
+      </w:tblGrid>
+      <w:tr>
+        <w:tc>
+          <w:tcPr>
+            <w:tcW w:type="dxa" w:w="2880"/>
+            <w:shd w:fill="D9E2F3"/>
+          </w:tcPr>
+          <w:p>
+            <w:r>
+              <w:rPr>
+                <w:b/>
+              </w:rPr>
+            </w:r>
+            <w:r>
+              <w:rPr>
+                <w:b/>
+                <w:i w:val="0"/>
+              </w:rPr>
+              <w:t>Statement</w:t>
+            </w:r>
+          </w:p>
+        </w:tc>
+        <w:tc>
+          <w:tcPr>
+            <w:tcW w:type="dxa" w:w="2880"/>
+            <w:shd w:fill="D9E2F3"/>
+          </w:tcPr>
+          <w:p>
+            <w:r>
+              <w:rPr>
+                <w:b/>
+              </w:rPr>
+            </w:r>
+            <w:r>
+              <w:rPr>
+                <w:b/>
+                <w:i w:val="0"/>
+              </w:rPr>
+              <w:t>True / False</w:t>
+            </w:r>
+          </w:p>
+        </w:tc>
+        <w:tc>
+          <w:tcPr>
+            <w:tcW w:type="dxa" w:w="2880"/>
+            <w:shd w:fill="D9E2F3"/>
+          </w:tcPr>
+          <w:p>
+            <w:r>
+              <w:rPr>
+                <w:b/>
+              </w:rPr>
+            </w:r>
+            <w:r>
+              <w:rPr>
+                <w:b/>
+                <w:i w:val="0"/>
+              </w:rPr>
+              <w:t>Correction if false</w:t>
+            </w:r>
+          </w:p>
+        </w:tc>
+      </w:tr>
+      <w:tr>
+        <w:tc>
+          <w:tcPr>
+            <w:tcW w:type="dxa" w:w="2880"/>
+          </w:tcPr>
+          <w:p>
+            <w:r/>
+            <w:r>
+              <w:rPr>
+                <w:b w:val="0"/>
+                <w:i w:val="0"/>
+              </w:rPr>
+              <w:t xml:space="preserve">A shop gives a discount when a customer has spent £100 or more. The condition </w:t>
+            </w:r>
+            <w:r>
+              <w:rPr>
+                <w:rFonts w:ascii="Consolas" w:hAnsi="Consolas"/>
+                <w:b w:val="0"/>
+                <w:i w:val="0"/>
+                <w:sz w:val="19"/>
+              </w:rPr>
+              <w:t>spent &gt; 100</w:t>
+            </w:r>
+            <w:r>
+              <w:rPr>
+                <w:b w:val="0"/>
+                <w:i w:val="0"/>
+              </w:rPr>
+              <w:t xml:space="preserve"> awards the discount to a customer who has spent exactly £100.</w:t>
+            </w:r>
+          </w:p>
+        </w:tc>
+        <w:tc>
+          <w:tcPr>
+            <w:tcW w:type="dxa" w:w="2880"/>
+          </w:tcPr>
+          <w:p>
+            <w:r/>
+          </w:p>
+        </w:tc>
+        <w:tc>
+          <w:tcPr>
+            <w:tcW w:type="dxa" w:w="2880"/>
+          </w:tcPr>
+          <w:p>
+            <w:r/>
+          </w:p>
+        </w:tc>
+      </w:tr>
+      <w:tr>
+        <w:tc>
+          <w:tcPr>
+            <w:tcW w:type="dxa" w:w="2880"/>
+          </w:tcPr>
+          <w:p>
+            <w:r/>
+            <w:r>
+              <w:rPr>
+                <w:b w:val="0"/>
+                <w:i w:val="0"/>
+              </w:rPr>
+              <w:t xml:space="preserve">The condition </w:t>
+            </w:r>
+            <w:r>
+              <w:rPr>
+                <w:rFonts w:ascii="Consolas" w:hAnsi="Consolas"/>
+                <w:b w:val="0"/>
+                <w:i w:val="0"/>
+                <w:sz w:val="19"/>
+              </w:rPr>
+              <w:t>amount &lt;= balance OR amount &lt;= dailyLimit</w:t>
+            </w:r>
+            <w:r>
+              <w:rPr>
+                <w:b w:val="0"/>
+                <w:i w:val="0"/>
+              </w:rPr>
+              <w:t xml:space="preserve"> allows a cash withdrawal only when </w:t>
+            </w:r>
+            <w:r>
+              <w:rPr>
+                <w:b/>
+                <w:i w:val="0"/>
+              </w:rPr>
+              <w:t>both</w:t>
+            </w:r>
+            <w:r>
+              <w:rPr>
+                <w:b w:val="0"/>
+                <w:i w:val="0"/>
+              </w:rPr>
+              <w:t xml:space="preserve"> limits are satisfied.</w:t>
+            </w:r>
+          </w:p>
+        </w:tc>
+        <w:tc>
+          <w:tcPr>
+            <w:tcW w:type="dxa" w:w="2880"/>
+          </w:tcPr>
+          <w:p>
+            <w:r/>
+          </w:p>
+        </w:tc>
+        <w:tc>
+          <w:tcPr>
+            <w:tcW w:type="dxa" w:w="2880"/>
+          </w:tcPr>
+          <w:p>
+            <w:r/>
+          </w:p>
+        </w:tc>
+      </w:tr>
+      <w:tr>
+        <w:tc>
+          <w:tcPr>
+            <w:tcW w:type="dxa" w:w="2880"/>
+          </w:tcPr>
+          <w:p>
+            <w:r/>
+            <w:r>
+              <w:rPr>
+                <w:b w:val="0"/>
+                <w:i w:val="0"/>
+              </w:rPr>
+              <w:t xml:space="preserve">In an </w:t>
+            </w:r>
+            <w:r>
+              <w:rPr>
+                <w:rFonts w:ascii="Consolas" w:hAnsi="Consolas"/>
+                <w:b w:val="0"/>
+                <w:i w:val="0"/>
+                <w:sz w:val="19"/>
+              </w:rPr>
+              <w:t>if ... elseif ...</w:t>
+            </w:r>
+            <w:r>
+              <w:rPr>
+                <w:b w:val="0"/>
+                <w:i w:val="0"/>
+              </w:rPr>
+              <w:t xml:space="preserve"> chain, the </w:t>
+            </w:r>
+            <w:r>
+              <w:rPr>
+                <w:rFonts w:ascii="Consolas" w:hAnsi="Consolas"/>
+                <w:b w:val="0"/>
+                <w:i w:val="0"/>
+                <w:sz w:val="19"/>
+              </w:rPr>
+              <w:t>elseif</w:t>
+            </w:r>
+            <w:r>
+              <w:rPr>
+                <w:b w:val="0"/>
+                <w:i w:val="0"/>
+              </w:rPr>
+              <w:t xml:space="preserve"> condition is only tested when the first condition is false.</w:t>
+            </w:r>
+          </w:p>
+        </w:tc>
+        <w:tc>
+          <w:tcPr>
+            <w:tcW w:type="dxa" w:w="2880"/>
+          </w:tcPr>
+          <w:p>
+            <w:r/>
+          </w:p>
+        </w:tc>
+        <w:tc>
+          <w:tcPr>
+            <w:tcW w:type="dxa" w:w="2880"/>
+          </w:tcPr>
+          <w:p>
+            <w:r/>
+          </w:p>
+        </w:tc>
+      </w:tr>
+      <w:tr>
+        <w:tc>
+          <w:tcPr>
+            <w:tcW w:type="dxa" w:w="2880"/>
+          </w:tcPr>
+          <w:p>
+            <w:r/>
+            <w:r>
+              <w:rPr>
+                <w:b w:val="0"/>
+                <w:i w:val="0"/>
+              </w:rPr>
+              <w:t xml:space="preserve">A water-tank controller turns its pump ON when </w:t>
+            </w:r>
+            <w:r>
+              <w:rPr>
+                <w:rFonts w:ascii="Consolas" w:hAnsi="Consolas"/>
+                <w:b w:val="0"/>
+                <w:i w:val="0"/>
+                <w:sz w:val="19"/>
+              </w:rPr>
+              <w:t>level &lt; 20</w:t>
+            </w:r>
+            <w:r>
+              <w:rPr>
+                <w:b w:val="0"/>
+                <w:i w:val="0"/>
+              </w:rPr>
+              <w:t xml:space="preserve"> and OFF when </w:t>
+            </w:r>
+            <w:r>
+              <w:rPr>
+                <w:rFonts w:ascii="Consolas" w:hAnsi="Consolas"/>
+                <w:b w:val="0"/>
+                <w:i w:val="0"/>
+                <w:sz w:val="19"/>
+              </w:rPr>
+              <w:t>level &gt; 80</w:t>
+            </w:r>
+            <w:r>
+              <w:rPr>
+                <w:b w:val="0"/>
+                <w:i w:val="0"/>
+              </w:rPr>
+              <w:t>. At a level of exactly 50% it leaves the pump unchanged.</w:t>
+            </w:r>
+          </w:p>
+        </w:tc>
+        <w:tc>
+          <w:tcPr>
+            <w:tcW w:type="dxa" w:w="2880"/>
+          </w:tcPr>
+          <w:p>
+            <w:r/>
+          </w:p>
+        </w:tc>
+        <w:tc>
+          <w:tcPr>
+            <w:tcW w:type="dxa" w:w="2880"/>
+          </w:tcPr>
+          <w:p>
+            <w:r/>
+          </w:p>
+        </w:tc>
+      </w:tr>
+    </w:tbl>
+    <w:p/>
     <w:p>
       <w:r>
         <w:rPr>
           <w:b/>
           <w:i w:val="0"/>
         </w:rPr>
-        <w:t>2.</w:t>
+        <w:t>4.</w:t>
+      </w:r>
+      <w:r>
+        <w:rPr>
+          <w:b w:val="0"/>
+          <w:i w:val="0"/>
+        </w:rPr>
+        <w:t xml:space="preserve"> The water-tank controller is tested with five stored readings. Complete the trace table for the program below, showing one row per loop iteration. </w:t>
+      </w:r>
+      <w:r>
+        <w:rPr>
+          <w:b/>
+          <w:i w:val="0"/>
+        </w:rPr>
+        <w:t>[3]</w:t>
+      </w:r>
+      <w:r>
+        <w:rPr>
+          <w:b w:val="0"/>
+          <w:i w:val="0"/>
+        </w:rPr>
+        <w:t xml:space="preserve"> </w:t>
+      </w:r>
+      <w:r>
+        <w:rPr>
+          <w:b w:val="0"/>
+          <w:i/>
+        </w:rPr>
+        <w:t>(AO2)</w:t>
+      </w:r>
+    </w:p>
+    <w:p>
+      <w:pPr>
+        <w:shd w:fill="F2F2F2"/>
+      </w:pPr>
+      <w:r>
+        <w:rPr>
+          <w:rFonts w:ascii="Consolas" w:hAnsi="Consolas"/>
+          <w:sz w:val="18"/>
+        </w:rPr>
+        <w:t>pump = "OFF"</w:t>
+        <w:br/>
+        <w:t>levels = [15, 50, 85, 70, 10]</w:t>
+        <w:br/>
+        <w:t>for i = 0 to 4</w:t>
+        <w:br/>
+        <w:t xml:space="preserve">    if levels[i] &lt; 20 then</w:t>
+        <w:br/>
+        <w:t xml:space="preserve">        pump = "ON"</w:t>
+        <w:br/>
+        <w:t xml:space="preserve">    elseif levels[i] &gt; 80 then</w:t>
+        <w:br/>
+        <w:t xml:space="preserve">        pump = "OFF"</w:t>
+        <w:br/>
+        <w:t xml:space="preserve">    endif</w:t>
+        <w:br/>
+        <w:t xml:space="preserve">    print(pump)</w:t>
+        <w:br/>
+        <w:t>next i</w:t>
+      </w:r>
+    </w:p>
+    <w:tbl>
+      <w:tblPr>
+        <w:tblStyle w:val="TableGrid"/>
+        <w:tblW w:type="auto" w:w="0"/>
+        <w:tblLook w:firstColumn="1" w:firstRow="1" w:lastColumn="0" w:lastRow="0" w:noHBand="0" w:noVBand="1" w:val="04A0"/>
+      </w:tblPr>
+      <w:tblGrid>
+        <w:gridCol w:w="1440"/>
+        <w:gridCol w:w="1440"/>
+        <w:gridCol w:w="1440"/>
+        <w:gridCol w:w="1440"/>
+        <w:gridCol w:w="1440"/>
+        <w:gridCol w:w="1440"/>
+      </w:tblGrid>
+      <w:tr>
+        <w:tc>
+          <w:tcPr>
+            <w:tcW w:type="dxa" w:w="1440"/>
+            <w:shd w:fill="D9E2F3"/>
+          </w:tcPr>
+          <w:p>
+            <w:r>
+              <w:rPr>
+                <w:b/>
+              </w:rPr>
+            </w:r>
+            <w:r>
+              <w:rPr>
+                <w:b/>
+                <w:i w:val="0"/>
+              </w:rPr>
+              <w:t>i</w:t>
+            </w:r>
+          </w:p>
+        </w:tc>
+        <w:tc>
+          <w:tcPr>
+            <w:tcW w:type="dxa" w:w="1440"/>
+            <w:shd w:fill="D9E2F3"/>
+          </w:tcPr>
+          <w:p>
+            <w:r>
+              <w:rPr>
+                <w:b/>
+              </w:rPr>
+            </w:r>
+            <w:r>
+              <w:rPr>
+                <w:b/>
+                <w:i w:val="0"/>
+              </w:rPr>
+              <w:t>levels[i]</w:t>
+            </w:r>
+          </w:p>
+        </w:tc>
+        <w:tc>
+          <w:tcPr>
+            <w:tcW w:type="dxa" w:w="1440"/>
+            <w:shd w:fill="D9E2F3"/>
+          </w:tcPr>
+          <w:p>
+            <w:r>
+              <w:rPr>
+                <w:b/>
+              </w:rPr>
+            </w:r>
+            <w:r>
+              <w:rPr>
+                <w:b/>
+                <w:i w:val="0"/>
+              </w:rPr>
+              <w:t>levels[i] &lt; 20 ?</w:t>
+            </w:r>
+          </w:p>
+        </w:tc>
+        <w:tc>
+          <w:tcPr>
+            <w:tcW w:type="dxa" w:w="1440"/>
+            <w:shd w:fill="D9E2F3"/>
+          </w:tcPr>
+          <w:p>
+            <w:r>
+              <w:rPr>
+                <w:b/>
+              </w:rPr>
+            </w:r>
+            <w:r>
+              <w:rPr>
+                <w:b/>
+                <w:i w:val="0"/>
+              </w:rPr>
+              <w:t>levels[i] &gt; 80 ?</w:t>
+            </w:r>
+          </w:p>
+        </w:tc>
+        <w:tc>
+          <w:tcPr>
+            <w:tcW w:type="dxa" w:w="1440"/>
+            <w:shd w:fill="D9E2F3"/>
+          </w:tcPr>
+          <w:p>
+            <w:r>
+              <w:rPr>
+                <w:b/>
+              </w:rPr>
+            </w:r>
+            <w:r>
+              <w:rPr>
+                <w:b/>
+                <w:i w:val="0"/>
+              </w:rPr>
+              <w:t>pump</w:t>
+            </w:r>
+          </w:p>
+        </w:tc>
+        <w:tc>
+          <w:tcPr>
+            <w:tcW w:type="dxa" w:w="1440"/>
+            <w:shd w:fill="D9E2F3"/>
+          </w:tcPr>
+          <w:p>
+            <w:r>
+              <w:rPr>
+                <w:b/>
+              </w:rPr>
+            </w:r>
+            <w:r>
+              <w:rPr>
+                <w:b/>
+                <w:i w:val="0"/>
+              </w:rPr>
+              <w:t>Output printed</w:t>
+            </w:r>
+          </w:p>
+        </w:tc>
+      </w:tr>
+      <w:tr>
+        <w:tc>
+          <w:tcPr>
+            <w:tcW w:type="dxa" w:w="1440"/>
+          </w:tcPr>
+          <w:p>
+            <w:r/>
+          </w:p>
+        </w:tc>
+        <w:tc>
+          <w:tcPr>
+            <w:tcW w:type="dxa" w:w="1440"/>
+          </w:tcPr>
+          <w:p>
+            <w:r/>
+          </w:p>
+        </w:tc>
+        <w:tc>
+          <w:tcPr>
+            <w:tcW w:type="dxa" w:w="1440"/>
+          </w:tcPr>
+          <w:p>
+            <w:r/>
+          </w:p>
+        </w:tc>
+        <w:tc>
+          <w:tcPr>
+            <w:tcW w:type="dxa" w:w="1440"/>
+          </w:tcPr>
+          <w:p>
+            <w:r/>
+          </w:p>
+        </w:tc>
+        <w:tc>
+          <w:tcPr>
+            <w:tcW w:type="dxa" w:w="1440"/>
+          </w:tcPr>
+          <w:p>
+            <w:r/>
+          </w:p>
+        </w:tc>
+        <w:tc>
+          <w:tcPr>
+            <w:tcW w:type="dxa" w:w="1440"/>
+          </w:tcPr>
+          <w:p>
+            <w:r/>
+          </w:p>
+        </w:tc>
+      </w:tr>
+      <w:tr>
+        <w:tc>
+          <w:tcPr>
+            <w:tcW w:type="dxa" w:w="1440"/>
+          </w:tcPr>
+          <w:p>
+            <w:r/>
+          </w:p>
+        </w:tc>
+        <w:tc>
+          <w:tcPr>
+            <w:tcW w:type="dxa" w:w="1440"/>
+          </w:tcPr>
+          <w:p>
+            <w:r/>
+          </w:p>
+        </w:tc>
+        <w:tc>
+          <w:tcPr>
+            <w:tcW w:type="dxa" w:w="1440"/>
+          </w:tcPr>
+          <w:p>
+            <w:r/>
+          </w:p>
+        </w:tc>
+        <w:tc>
+          <w:tcPr>
+            <w:tcW w:type="dxa" w:w="1440"/>
+          </w:tcPr>
+          <w:p>
+            <w:r/>
+          </w:p>
+        </w:tc>
+        <w:tc>
+          <w:tcPr>
+            <w:tcW w:type="dxa" w:w="1440"/>
+          </w:tcPr>
+          <w:p>
+            <w:r/>
+          </w:p>
+        </w:tc>
+        <w:tc>
+          <w:tcPr>
+            <w:tcW w:type="dxa" w:w="1440"/>
+          </w:tcPr>
+          <w:p>
+            <w:r/>
+          </w:p>
+        </w:tc>
+      </w:tr>
+      <w:tr>
+        <w:tc>
+          <w:tcPr>
+            <w:tcW w:type="dxa" w:w="1440"/>
+          </w:tcPr>
+          <w:p>
+            <w:r/>
+          </w:p>
+        </w:tc>
+        <w:tc>
+          <w:tcPr>
+            <w:tcW w:type="dxa" w:w="1440"/>
+          </w:tcPr>
+          <w:p>
+            <w:r/>
+          </w:p>
+        </w:tc>
+        <w:tc>
+          <w:tcPr>
+            <w:tcW w:type="dxa" w:w="1440"/>
+          </w:tcPr>
+          <w:p>
+            <w:r/>
+          </w:p>
+        </w:tc>
+        <w:tc>
+          <w:tcPr>
+            <w:tcW w:type="dxa" w:w="1440"/>
+          </w:tcPr>
+          <w:p>
+            <w:r/>
+          </w:p>
+        </w:tc>
+        <w:tc>
+          <w:tcPr>
+            <w:tcW w:type="dxa" w:w="1440"/>
+          </w:tcPr>
+          <w:p>
+            <w:r/>
+          </w:p>
+        </w:tc>
+        <w:tc>
+          <w:tcPr>
+            <w:tcW w:type="dxa" w:w="1440"/>
+          </w:tcPr>
+          <w:p>
+            <w:r/>
+          </w:p>
+        </w:tc>
+      </w:tr>
+      <w:tr>
+        <w:tc>
+          <w:tcPr>
+            <w:tcW w:type="dxa" w:w="1440"/>
+          </w:tcPr>
+          <w:p>
+            <w:r/>
+          </w:p>
+        </w:tc>
+        <w:tc>
+          <w:tcPr>
+            <w:tcW w:type="dxa" w:w="1440"/>
+          </w:tcPr>
+          <w:p>
+            <w:r/>
+          </w:p>
+        </w:tc>
+        <w:tc>
+          <w:tcPr>
+            <w:tcW w:type="dxa" w:w="1440"/>
+          </w:tcPr>
+          <w:p>
+            <w:r/>
+          </w:p>
+        </w:tc>
+        <w:tc>
+          <w:tcPr>
+            <w:tcW w:type="dxa" w:w="1440"/>
+          </w:tcPr>
+          <w:p>
+            <w:r/>
+          </w:p>
+        </w:tc>
+        <w:tc>
+          <w:tcPr>
+            <w:tcW w:type="dxa" w:w="1440"/>
+          </w:tcPr>
+          <w:p>
+            <w:r/>
+          </w:p>
+        </w:tc>
+        <w:tc>
+          <w:tcPr>
+            <w:tcW w:type="dxa" w:w="1440"/>
+          </w:tcPr>
+          <w:p>
+            <w:r/>
+          </w:p>
+        </w:tc>
+      </w:tr>
+      <w:tr>
+        <w:tc>
+          <w:tcPr>
+            <w:tcW w:type="dxa" w:w="1440"/>
+          </w:tcPr>
+          <w:p>
+            <w:r/>
+          </w:p>
+        </w:tc>
+        <w:tc>
+          <w:tcPr>
+            <w:tcW w:type="dxa" w:w="1440"/>
+          </w:tcPr>
+          <w:p>
+            <w:r/>
+          </w:p>
+        </w:tc>
+        <w:tc>
+          <w:tcPr>
+            <w:tcW w:type="dxa" w:w="1440"/>
+          </w:tcPr>
+          <w:p>
+            <w:r/>
+          </w:p>
+        </w:tc>
+        <w:tc>
+          <w:tcPr>
+            <w:tcW w:type="dxa" w:w="1440"/>
+          </w:tcPr>
+          <w:p>
+            <w:r/>
+          </w:p>
+        </w:tc>
+        <w:tc>
+          <w:tcPr>
+            <w:tcW w:type="dxa" w:w="1440"/>
+          </w:tcPr>
+          <w:p>
+            <w:r/>
+          </w:p>
+        </w:tc>
+        <w:tc>
+          <w:tcPr>
+            <w:tcW w:type="dxa" w:w="1440"/>
+          </w:tcPr>
+          <w:p>
+            <w:r/>
+          </w:p>
+        </w:tc>
+      </w:tr>
+    </w:tbl>
+    <w:p/>
+    <w:p>
+      <w:r>
+        <w:rPr>
+          <w:b/>
+          <w:i w:val="0"/>
+        </w:rPr>
+        <w:t>5.</w:t>
       </w:r>
       <w:r>
         <w:rPr>
@@ -262,16 +1354,7 @@
           <w:b w:val="0"/>
           <w:i w:val="0"/>
         </w:rPr>
-        <w:t xml:space="preserve"> no more than the daily limit.</w:t>
-      </w:r>
-    </w:p>
-    <w:p>
-      <w:r>
-        <w:rPr>
-          <w:b w:val="0"/>
-          <w:i w:val="0"/>
-        </w:rPr>
-        <w:t xml:space="preserve">Write a suitable Boolean condition using a logical operator, and state what happens when the condition is </w:t>
+        <w:t xml:space="preserve"> no more than the daily limit. Write a suitable Boolean condition using a logical operator, and state what happens when the condition is </w:t>
       </w:r>
       <w:r>
         <w:rPr>
@@ -335,448 +1418,6 @@
       </w:tr>
     </w:tbl>
     <w:p/>
-    <w:p>
-      <w:pPr>
-        <w:pBdr>
-          <w:bottom w:val="single" w:sz="6" w:space="1" w:color="AAAAAA"/>
-        </w:pBdr>
-      </w:pPr>
-    </w:p>
-    <w:p>
-      <w:pPr>
-        <w:pBdr>
-          <w:bottom w:val="single" w:sz="6" w:space="1" w:color="AAAAAA"/>
-        </w:pBdr>
-      </w:pPr>
-    </w:p>
-    <w:p>
-      <w:r>
-        <w:rPr>
-          <w:b/>
-          <w:i w:val="0"/>
-        </w:rPr>
-        <w:t>3.</w:t>
-      </w:r>
-      <w:r>
-        <w:rPr>
-          <w:b w:val="0"/>
-          <w:i w:val="0"/>
-        </w:rPr>
-        <w:t xml:space="preserve"> A water-tank controller turns a pump </w:t>
-      </w:r>
-      <w:r>
-        <w:rPr>
-          <w:b/>
-          <w:i w:val="0"/>
-        </w:rPr>
-        <w:t>ON</w:t>
-      </w:r>
-      <w:r>
-        <w:rPr>
-          <w:b w:val="0"/>
-          <w:i w:val="0"/>
-        </w:rPr>
-        <w:t xml:space="preserve"> when the level falls below 20%, and </w:t>
-      </w:r>
-      <w:r>
-        <w:rPr>
-          <w:b/>
-          <w:i w:val="0"/>
-        </w:rPr>
-        <w:t>OFF</w:t>
-      </w:r>
-      <w:r>
-        <w:rPr>
-          <w:b w:val="0"/>
-          <w:i w:val="0"/>
-        </w:rPr>
-        <w:t xml:space="preserve"> when it rises above 80%; otherwise it leaves the pump unchanged.</w:t>
-      </w:r>
-    </w:p>
-    <w:p>
-      <w:r>
-        <w:rPr>
-          <w:b w:val="0"/>
-          <w:i w:val="0"/>
-        </w:rPr>
-        <w:t xml:space="preserve">(a) Write the two Boolean conditions used at these decision points. </w:t>
-      </w:r>
-      <w:r>
-        <w:rPr>
-          <w:b/>
-          <w:i w:val="0"/>
-        </w:rPr>
-        <w:t>[2]</w:t>
-      </w:r>
-      <w:r>
-        <w:rPr>
-          <w:b w:val="0"/>
-          <w:i w:val="0"/>
-        </w:rPr>
-        <w:t xml:space="preserve"> </w:t>
-      </w:r>
-      <w:r>
-        <w:rPr>
-          <w:b w:val="0"/>
-          <w:i/>
-        </w:rPr>
-        <w:t>(AO2)</w:t>
-      </w:r>
-    </w:p>
-    <w:tbl>
-      <w:tblPr>
-        <w:tblStyle w:val="TableGrid"/>
-        <w:tblW w:type="auto" w:w="0"/>
-        <w:tblLook w:firstColumn="1" w:firstRow="1" w:lastColumn="0" w:lastRow="0" w:noHBand="0" w:noVBand="1" w:val="04A0"/>
-      </w:tblPr>
-      <w:tblGrid>
-        <w:gridCol w:w="8640"/>
-      </w:tblGrid>
-      <w:tr>
-        <w:trPr>
-          <w:trHeight w:val="1020" w:hRule="atLeast"/>
-        </w:trPr>
-        <w:tc>
-          <w:tcPr>
-            <w:tcW w:type="dxa" w:w="8640"/>
-          </w:tcPr>
-          <w:p>
-            <w:pPr>
-              <w:spacing w:before="40"/>
-            </w:pPr>
-          </w:p>
-        </w:tc>
-      </w:tr>
-    </w:tbl>
-    <w:p/>
-    <w:p>
-      <w:pPr>
-        <w:pBdr>
-          <w:bottom w:val="single" w:sz="6" w:space="1" w:color="AAAAAA"/>
-        </w:pBdr>
-      </w:pPr>
-    </w:p>
-    <w:p>
-      <w:r>
-        <w:rPr>
-          <w:b w:val="0"/>
-          <w:i w:val="0"/>
-        </w:rPr>
-        <w:t xml:space="preserve">(b) State what the controller does when the level is exactly 50%. </w:t>
-      </w:r>
-      <w:r>
-        <w:rPr>
-          <w:b/>
-          <w:i w:val="0"/>
-        </w:rPr>
-        <w:t>[1]</w:t>
-      </w:r>
-      <w:r>
-        <w:rPr>
-          <w:b w:val="0"/>
-          <w:i w:val="0"/>
-        </w:rPr>
-        <w:t xml:space="preserve"> </w:t>
-      </w:r>
-      <w:r>
-        <w:rPr>
-          <w:b w:val="0"/>
-          <w:i/>
-        </w:rPr>
-        <w:t>(AO2)</w:t>
-      </w:r>
-    </w:p>
-    <w:tbl>
-      <w:tblPr>
-        <w:tblStyle w:val="TableGrid"/>
-        <w:tblW w:type="auto" w:w="0"/>
-        <w:tblLook w:firstColumn="1" w:firstRow="1" w:lastColumn="0" w:lastRow="0" w:noHBand="0" w:noVBand="1" w:val="04A0"/>
-      </w:tblPr>
-      <w:tblGrid>
-        <w:gridCol w:w="8640"/>
-      </w:tblGrid>
-      <w:tr>
-        <w:trPr>
-          <w:trHeight w:val="680" w:hRule="atLeast"/>
-        </w:trPr>
-        <w:tc>
-          <w:tcPr>
-            <w:tcW w:type="dxa" w:w="8640"/>
-          </w:tcPr>
-          <w:p>
-            <w:pPr>
-              <w:spacing w:before="40"/>
-            </w:pPr>
-          </w:p>
-        </w:tc>
-      </w:tr>
-    </w:tbl>
-    <w:p/>
-    <w:p>
-      <w:pPr>
-        <w:pBdr>
-          <w:bottom w:val="single" w:sz="6" w:space="1" w:color="AAAAAA"/>
-        </w:pBdr>
-      </w:pPr>
-    </w:p>
-    <w:p>
-      <w:r>
-        <w:rPr>
-          <w:b/>
-          <w:i w:val="0"/>
-        </w:rPr>
-        <w:t>4.</w:t>
-      </w:r>
-      <w:r>
-        <w:rPr>
-          <w:b w:val="0"/>
-          <w:i w:val="0"/>
-        </w:rPr>
-        <w:t xml:space="preserve"> A shop gives a loyalty discount when a customer has spent </w:t>
-      </w:r>
-      <w:r>
-        <w:rPr>
-          <w:b/>
-          <w:i w:val="0"/>
-        </w:rPr>
-        <w:t>£100 or more</w:t>
-      </w:r>
-      <w:r>
-        <w:rPr>
-          <w:b w:val="0"/>
-          <w:i w:val="0"/>
-        </w:rPr>
-        <w:t xml:space="preserve">. A student writes the condition </w:t>
-      </w:r>
-      <w:r>
-        <w:rPr>
-          <w:rFonts w:ascii="Consolas" w:hAnsi="Consolas"/>
-          <w:b w:val="0"/>
-          <w:i w:val="0"/>
-          <w:sz w:val="19"/>
-        </w:rPr>
-        <w:t>spent &gt; 100</w:t>
-      </w:r>
-      <w:r>
-        <w:rPr>
-          <w:b w:val="0"/>
-          <w:i w:val="0"/>
-        </w:rPr>
-        <w:t>.</w:t>
-      </w:r>
-    </w:p>
-    <w:p>
-      <w:r>
-        <w:rPr>
-          <w:b w:val="0"/>
-          <w:i w:val="0"/>
-        </w:rPr>
-        <w:t xml:space="preserve">State whether a customer who has spent exactly £100 receives the discount under this condition, and rewrite the condition so that exactly £100 </w:t>
-      </w:r>
-      <w:r>
-        <w:rPr>
-          <w:b/>
-          <w:i w:val="0"/>
-        </w:rPr>
-        <w:t>does</w:t>
-      </w:r>
-      <w:r>
-        <w:rPr>
-          <w:b w:val="0"/>
-          <w:i w:val="0"/>
-        </w:rPr>
-        <w:t xml:space="preserve"> qualify. </w:t>
-      </w:r>
-      <w:r>
-        <w:rPr>
-          <w:b/>
-          <w:i w:val="0"/>
-        </w:rPr>
-        <w:t>[2]</w:t>
-      </w:r>
-      <w:r>
-        <w:rPr>
-          <w:b w:val="0"/>
-          <w:i w:val="0"/>
-        </w:rPr>
-        <w:t xml:space="preserve"> </w:t>
-      </w:r>
-      <w:r>
-        <w:rPr>
-          <w:b w:val="0"/>
-          <w:i/>
-        </w:rPr>
-        <w:t>(AO2)</w:t>
-      </w:r>
-    </w:p>
-    <w:tbl>
-      <w:tblPr>
-        <w:tblStyle w:val="TableGrid"/>
-        <w:tblW w:type="auto" w:w="0"/>
-        <w:tblLook w:firstColumn="1" w:firstRow="1" w:lastColumn="0" w:lastRow="0" w:noHBand="0" w:noVBand="1" w:val="04A0"/>
-      </w:tblPr>
-      <w:tblGrid>
-        <w:gridCol w:w="8640"/>
-      </w:tblGrid>
-      <w:tr>
-        <w:trPr>
-          <w:trHeight w:val="1020" w:hRule="atLeast"/>
-        </w:trPr>
-        <w:tc>
-          <w:tcPr>
-            <w:tcW w:type="dxa" w:w="8640"/>
-          </w:tcPr>
-          <w:p>
-            <w:pPr>
-              <w:spacing w:before="40"/>
-            </w:pPr>
-          </w:p>
-        </w:tc>
-      </w:tr>
-    </w:tbl>
-    <w:p/>
-    <w:p>
-      <w:pPr>
-        <w:pBdr>
-          <w:bottom w:val="single" w:sz="6" w:space="1" w:color="AAAAAA"/>
-        </w:pBdr>
-      </w:pPr>
-    </w:p>
-    <w:p>
-      <w:pPr>
-        <w:pBdr>
-          <w:bottom w:val="single" w:sz="6" w:space="1" w:color="AAAAAA"/>
-        </w:pBdr>
-      </w:pPr>
-    </w:p>
-    <w:p>
-      <w:r>
-        <w:rPr>
-          <w:b/>
-          <w:i w:val="0"/>
-        </w:rPr>
-        <w:t>5.</w:t>
-      </w:r>
-      <w:r>
-        <w:rPr>
-          <w:b w:val="0"/>
-          <w:i w:val="0"/>
-        </w:rPr>
-        <w:t xml:space="preserve"> An online exam system decides a candidate's grade band. If the score is </w:t>
-      </w:r>
-      <w:r>
-        <w:rPr>
-          <w:b/>
-          <w:i w:val="0"/>
-        </w:rPr>
-        <w:t>70 or above</w:t>
-      </w:r>
-      <w:r>
-        <w:rPr>
-          <w:b w:val="0"/>
-          <w:i w:val="0"/>
-        </w:rPr>
-        <w:t xml:space="preserve"> it awards a Distinction; otherwise, if the score is </w:t>
-      </w:r>
-      <w:r>
-        <w:rPr>
-          <w:b/>
-          <w:i w:val="0"/>
-        </w:rPr>
-        <w:t>40 or above</w:t>
-      </w:r>
-      <w:r>
-        <w:rPr>
-          <w:b w:val="0"/>
-          <w:i w:val="0"/>
-        </w:rPr>
-        <w:t xml:space="preserve"> it awards a Pass; otherwise it awards a Fail.</w:t>
-      </w:r>
-    </w:p>
-    <w:p>
-      <w:r>
-        <w:rPr>
-          <w:b w:val="0"/>
-          <w:i w:val="0"/>
-        </w:rPr>
-        <w:t xml:space="preserve">Identify the decision points, write the exact Boolean conditions in the correct order, and state the outcome of each branch. </w:t>
-      </w:r>
-      <w:r>
-        <w:rPr>
-          <w:b/>
-          <w:i w:val="0"/>
-        </w:rPr>
-        <w:t>[4]</w:t>
-      </w:r>
-      <w:r>
-        <w:rPr>
-          <w:b w:val="0"/>
-          <w:i w:val="0"/>
-        </w:rPr>
-        <w:t xml:space="preserve"> </w:t>
-      </w:r>
-      <w:r>
-        <w:rPr>
-          <w:b w:val="0"/>
-          <w:i/>
-        </w:rPr>
-        <w:t>(AO2)</w:t>
-      </w:r>
-    </w:p>
-    <w:tbl>
-      <w:tblPr>
-        <w:tblStyle w:val="TableGrid"/>
-        <w:tblW w:type="auto" w:w="0"/>
-        <w:tblLook w:firstColumn="1" w:firstRow="1" w:lastColumn="0" w:lastRow="0" w:noHBand="0" w:noVBand="1" w:val="04A0"/>
-      </w:tblPr>
-      <w:tblGrid>
-        <w:gridCol w:w="8640"/>
-      </w:tblGrid>
-      <w:tr>
-        <w:trPr>
-          <w:trHeight w:val="2040" w:hRule="atLeast"/>
-        </w:trPr>
-        <w:tc>
-          <w:tcPr>
-            <w:tcW w:type="dxa" w:w="8640"/>
-          </w:tcPr>
-          <w:p>
-            <w:pPr>
-              <w:spacing w:before="40"/>
-            </w:pPr>
-          </w:p>
-        </w:tc>
-      </w:tr>
-    </w:tbl>
-    <w:p/>
-    <w:p>
-      <w:pPr>
-        <w:pBdr>
-          <w:bottom w:val="single" w:sz="6" w:space="1" w:color="AAAAAA"/>
-        </w:pBdr>
-      </w:pPr>
-    </w:p>
-    <w:p>
-      <w:pPr>
-        <w:pBdr>
-          <w:bottom w:val="single" w:sz="6" w:space="1" w:color="AAAAAA"/>
-        </w:pBdr>
-      </w:pPr>
-    </w:p>
-    <w:p>
-      <w:pPr>
-        <w:pBdr>
-          <w:bottom w:val="single" w:sz="6" w:space="1" w:color="AAAAAA"/>
-        </w:pBdr>
-      </w:pPr>
-    </w:p>
-    <w:p>
-      <w:pPr>
-        <w:pBdr>
-          <w:bottom w:val="single" w:sz="6" w:space="1" w:color="AAAAAA"/>
-        </w:pBdr>
-      </w:pPr>
-    </w:p>
     <w:p>
       <w:pPr>
         <w:pStyle w:val="Heading2"/>
@@ -880,20 +1521,6 @@
       </w:tr>
     </w:tbl>
     <w:p/>
-    <w:p>
-      <w:pPr>
-        <w:pBdr>
-          <w:bottom w:val="single" w:sz="6" w:space="1" w:color="AAAAAA"/>
-        </w:pBdr>
-      </w:pPr>
-    </w:p>
-    <w:p>
-      <w:pPr>
-        <w:pBdr>
-          <w:bottom w:val="single" w:sz="6" w:space="1" w:color="AAAAAA"/>
-        </w:pBdr>
-      </w:pPr>
-    </w:p>
     <w:p>
       <w:r>
         <w:rPr>
@@ -1000,20 +1627,6 @@
     </w:tbl>
     <w:p/>
     <w:p>
-      <w:pPr>
-        <w:pBdr>
-          <w:bottom w:val="single" w:sz="6" w:space="1" w:color="AAAAAA"/>
-        </w:pBdr>
-      </w:pPr>
-    </w:p>
-    <w:p>
-      <w:pPr>
-        <w:pBdr>
-          <w:bottom w:val="single" w:sz="6" w:space="1" w:color="AAAAAA"/>
-        </w:pBdr>
-      </w:pPr>
-    </w:p>
-    <w:p>
       <w:r>
         <w:rPr>
           <w:b/>
@@ -1118,13 +1731,6 @@
       </w:tr>
     </w:tbl>
     <w:p/>
-    <w:p>
-      <w:pPr>
-        <w:pBdr>
-          <w:bottom w:val="single" w:sz="6" w:space="1" w:color="AAAAAA"/>
-        </w:pBdr>
-      </w:pPr>
-    </w:p>
     <w:p>
       <w:pPr>
         <w:pBdr>
